--- a/Fase 2/Evidencias Proyecto/Evidencias de documentación/1.4 Documento ERS/Informe ERS.docx
+++ b/Fase 2/Evidencias Proyecto/Evidencias de documentación/1.4 Documento ERS/Informe ERS.docx
@@ -50,9 +50,6 @@
           <w:p>
             <w:pPr>
               <w:keepNext w:val="1"/>
-              <w:keepLines w:val="0"/>
-              <w:pageBreakBefore w:val="0"/>
-              <w:widowControl w:val="1"/>
               <w:pBdr>
                 <w:top w:space="0" w:sz="0" w:val="nil"/>
                 <w:left w:space="0" w:sz="0" w:val="nil"/>
@@ -60,22 +57,14 @@
                 <w:right w:space="0" w:sz="0" w:val="nil"/>
                 <w:between w:space="0" w:sz="0" w:val="nil"/>
               </w:pBdr>
-              <w:shd w:fill="auto" w:val="clear"/>
               <w:spacing w:after="60" w:before="240" w:line="240" w:lineRule="auto"/>
-              <w:ind w:left="1287" w:right="0" w:hanging="720"/>
-              <w:jc w:val="left"/>
+              <w:ind w:left="1287" w:hanging="720"/>
               <w:rPr>
                 <w:rFonts w:ascii="Arial" w:cs="Arial" w:eastAsia="Arial" w:hAnsi="Arial"/>
                 <w:b w:val="1"/>
                 <w:bCs w:val="1"/>
-                <w:i w:val="0"/>
-                <w:iCs w:val="0"/>
-                <w:smallCaps w:val="0"/>
-                <w:strike w:val="0"/>
                 <w:sz w:val="26"/>
                 <w:szCs w:val="26"/>
-                <w:shd w:fill="auto" w:val="clear"/>
-                <w:vertAlign w:val="baseline"/>
               </w:rPr>
             </w:pPr>
             <w:bookmarkStart w:colFirst="0" w:colLast="0" w:name="_heading=h.h5k5y2nixy6t" w:id="0"/>
@@ -85,14 +74,8 @@
                 <w:rFonts w:ascii="Arial" w:cs="Arial" w:eastAsia="Arial" w:hAnsi="Arial"/>
                 <w:b w:val="1"/>
                 <w:bCs w:val="1"/>
-                <w:i w:val="0"/>
-                <w:iCs w:val="0"/>
-                <w:smallCaps w:val="0"/>
-                <w:strike w:val="0"/>
                 <w:sz w:val="26"/>
                 <w:szCs w:val="26"/>
-                <w:shd w:fill="auto" w:val="clear"/>
-                <w:vertAlign w:val="baseline"/>
                 <w:rtl w:val="0"/>
               </w:rPr>
               <w:t xml:space="preserve">DUOC UC - Escuela de informática y telecomunicaciones</w:t>
@@ -244,7 +227,6 @@
                 <w:between w:space="0" w:sz="0" w:val="nil"/>
               </w:pBdr>
               <w:spacing w:after="0" w:line="240" w:lineRule="auto"/>
-              <w:jc w:val="left"/>
               <w:rPr>
                 <w:rFonts w:ascii="Arial" w:cs="Arial" w:eastAsia="Arial" w:hAnsi="Arial"/>
                 <w:b w:val="1"/>
@@ -307,22 +289,10 @@
         </w:rPr>
       </w:r>
     </w:p>
-    <w:p>
-      <w:pPr>
-        <w:rPr>
-          <w:rFonts w:ascii="Arial" w:cs="Arial" w:eastAsia="Arial" w:hAnsi="Arial"/>
-        </w:rPr>
-      </w:pPr>
-      <w:r>
-        <w:rPr>
-          <w:rtl w:val="0"/>
-        </w:rPr>
-      </w:r>
-    </w:p>
     <w:tbl>
       <w:tblPr>
         <w:tblStyle w:val="Table2"/>
-        <w:tblpPr w:leftFromText="187" w:rightFromText="187" w:topFromText="0" w:bottomFromText="0" w:vertAnchor="page" w:horzAnchor="margin" w:tblpXSpec="center" w:tblpYSpec="bottom"/>
+        <w:tblpPr w:leftFromText="187" w:rightFromText="187" w:topFromText="0" w:bottomFromText="0" w:vertAnchor="page" w:horzAnchor="margin" w:tblpX="0" w:tblpY="14455"/>
         <w:tblW w:w="9054.0" w:type="dxa"/>
         <w:jc w:val="left"/>
         <w:tblLayout w:type="fixed"/>
@@ -359,10 +329,8 @@
             </w:pPr>
             <w:r>
               <w:rPr>
-                <w:rFonts w:ascii="Arial" w:cs="Arial" w:eastAsia="Arial" w:hAnsi="Arial"/>
                 <w:rtl w:val="0"/>
               </w:rPr>
-              <w:t xml:space="preserve">Planificación y Especificación de Requisitos según estándares; IEEE 830, ISO9000 y PMI.</w:t>
             </w:r>
           </w:p>
         </w:tc>
@@ -371,9 +339,6 @@
     <w:p>
       <w:pPr>
         <w:pStyle w:val="Heading1"/>
-        <w:keepNext w:val="1"/>
-        <w:keepLines w:val="1"/>
-        <w:spacing w:after="0" w:before="480" w:lineRule="auto"/>
         <w:rPr>
           <w:rFonts w:ascii="Arial" w:cs="Arial" w:eastAsia="Arial" w:hAnsi="Arial"/>
           <w:color w:val="000000"/>
@@ -382,39 +347,72 @@
       <w:bookmarkStart w:colFirst="0" w:colLast="0" w:name="_heading=h.fpvhk6vroazd" w:id="1"/>
       <w:bookmarkEnd w:id="1"/>
       <w:r>
-        <w:br w:type="page"/>
-      </w:r>
-      <w:r>
-        <w:rPr>
-          <w:rtl w:val="0"/>
-        </w:rPr>
-      </w:r>
-    </w:p>
-    <w:p>
-      <w:pPr>
-        <w:pStyle w:val="Heading1"/>
-        <w:keepNext w:val="1"/>
-        <w:keepLines w:val="1"/>
-        <w:spacing w:after="0" w:before="480" w:lineRule="auto"/>
         <w:rPr>
           <w:rFonts w:ascii="Arial" w:cs="Arial" w:eastAsia="Arial" w:hAnsi="Arial"/>
           <w:color w:val="000000"/>
-        </w:rPr>
-      </w:pPr>
-      <w:bookmarkStart w:colFirst="0" w:colLast="0" w:name="_heading=h.mwoo2xto9t61" w:id="2"/>
+          <w:rtl w:val="0"/>
+        </w:rPr>
+        <w:t xml:space="preserve">Índice</w:t>
+      </w:r>
+    </w:p>
+    <w:p>
+      <w:pPr>
+        <w:keepNext w:val="0"/>
+        <w:keepLines w:val="0"/>
+        <w:pageBreakBefore w:val="0"/>
+        <w:widowControl w:val="1"/>
+        <w:pBdr>
+          <w:top w:space="0" w:sz="0" w:val="nil"/>
+          <w:left w:space="0" w:sz="0" w:val="nil"/>
+          <w:bottom w:space="0" w:sz="0" w:val="nil"/>
+          <w:right w:space="0" w:sz="0" w:val="nil"/>
+          <w:between w:space="0" w:sz="0" w:val="nil"/>
+        </w:pBdr>
+        <w:shd w:fill="auto" w:val="clear"/>
+        <w:spacing w:after="200" w:before="0" w:line="276" w:lineRule="auto"/>
+        <w:ind w:left="0" w:right="0" w:firstLine="0"/>
+        <w:jc w:val="left"/>
+        <w:rPr>
+          <w:rFonts w:ascii="Calibri" w:cs="Calibri" w:eastAsia="Calibri" w:hAnsi="Calibri"/>
+          <w:b w:val="0"/>
+          <w:bCs w:val="0"/>
+          <w:i w:val="0"/>
+          <w:iCs w:val="0"/>
+          <w:smallCaps w:val="0"/>
+          <w:strike w:val="0"/>
+          <w:color w:val="000000"/>
+          <w:sz w:val="22"/>
+          <w:szCs w:val="22"/>
+          <w:u w:val="none"/>
+          <w:shd w:fill="auto" w:val="clear"/>
+          <w:vertAlign w:val="baseline"/>
+        </w:rPr>
+      </w:pPr>
+      <w:bookmarkStart w:colFirst="0" w:colLast="0" w:name="_heading=h.z0w0zuewtwkr" w:id="2"/>
       <w:bookmarkEnd w:id="2"/>
       <w:r>
         <w:rPr>
-          <w:rFonts w:ascii="Arial" w:cs="Arial" w:eastAsia="Arial" w:hAnsi="Arial"/>
+          <w:rFonts w:ascii="Calibri" w:cs="Calibri" w:eastAsia="Calibri" w:hAnsi="Calibri"/>
+          <w:b w:val="0"/>
+          <w:bCs w:val="0"/>
+          <w:i w:val="0"/>
+          <w:iCs w:val="0"/>
+          <w:smallCaps w:val="0"/>
+          <w:strike w:val="0"/>
           <w:color w:val="000000"/>
-          <w:rtl w:val="0"/>
-        </w:rPr>
-        <w:t xml:space="preserve">Índice</w:t>
+          <w:sz w:val="22"/>
+          <w:szCs w:val="22"/>
+          <w:u w:val="none"/>
+          <w:shd w:fill="auto" w:val="clear"/>
+          <w:vertAlign w:val="baseline"/>
+          <w:rtl w:val="0"/>
+        </w:rPr>
+        <w:t xml:space="preserve">Tabla de contenido</w:t>
       </w:r>
     </w:p>
     <w:sdt>
       <w:sdtPr>
-        <w:id w:val="-2141328395"/>
+        <w:id w:val="526680046"/>
         <w:docPartObj>
           <w:docPartGallery w:val="Table of Contents"/>
           <w:docPartUnique w:val="1"/>
@@ -423,22 +421,35 @@
       <w:sdtContent>
         <w:p>
           <w:pPr>
-            <w:widowControl w:val="0"/>
+            <w:keepNext w:val="0"/>
+            <w:keepLines w:val="0"/>
+            <w:pageBreakBefore w:val="0"/>
+            <w:widowControl w:val="1"/>
+            <w:pBdr>
+              <w:top w:space="0" w:sz="0" w:val="nil"/>
+              <w:left w:space="0" w:sz="0" w:val="nil"/>
+              <w:bottom w:space="0" w:sz="0" w:val="nil"/>
+              <w:right w:space="0" w:sz="0" w:val="nil"/>
+              <w:between w:space="0" w:sz="0" w:val="nil"/>
+            </w:pBdr>
+            <w:shd w:fill="auto" w:val="clear"/>
             <w:tabs>
-              <w:tab w:val="right" w:leader="none" w:pos="12000"/>
+              <w:tab w:val="right" w:leader="none" w:pos="8828"/>
             </w:tabs>
-            <w:spacing w:after="0" w:before="60" w:line="240" w:lineRule="auto"/>
+            <w:spacing w:after="120" w:before="120" w:line="276" w:lineRule="auto"/>
+            <w:ind w:left="0" w:right="0" w:firstLine="0"/>
+            <w:jc w:val="left"/>
             <w:rPr>
-              <w:rFonts w:ascii="Arial" w:cs="Arial" w:eastAsia="Arial" w:hAnsi="Arial"/>
-              <w:b w:val="1"/>
-              <w:bCs w:val="1"/>
+              <w:rFonts w:ascii="Calibri" w:cs="Calibri" w:eastAsia="Calibri" w:hAnsi="Calibri"/>
+              <w:b w:val="0"/>
+              <w:bCs w:val="0"/>
               <w:i w:val="0"/>
               <w:iCs w:val="0"/>
               <w:smallCaps w:val="0"/>
               <w:strike w:val="0"/>
               <w:color w:val="000000"/>
-              <w:sz w:val="22"/>
-              <w:szCs w:val="22"/>
+              <w:sz w:val="24"/>
+              <w:szCs w:val="24"/>
               <w:u w:val="none"/>
               <w:shd w:fill="auto" w:val="clear"/>
               <w:vertAlign w:val="baseline"/>
@@ -446,10 +457,31 @@
           </w:pPr>
           <w:r>
             <w:fldChar w:fldCharType="begin"/>
-            <w:instrText xml:space="preserve"> TOC \h \u \z \t "Heading 1,1,Heading 2,2,Heading 3,3,Heading 4,4,Heading 5,5,Heading 6,6,"</w:instrText>
+            <w:instrText xml:space="preserve"> TOC \h \u \z \t "Heading 1,1,Heading 2,2,Heading 3,3,"</w:instrText>
             <w:fldChar w:fldCharType="separate"/>
           </w:r>
-          <w:hyperlink w:anchor="_heading=h.mwoo2xto9t61">
+          <w:hyperlink w:anchor="_heading=h.fpvhk6vroazd">
+            <w:r>
+              <w:rPr>
+                <w:rFonts w:ascii="Arial" w:cs="Arial" w:eastAsia="Arial" w:hAnsi="Arial"/>
+                <w:b w:val="1"/>
+                <w:bCs w:val="1"/>
+                <w:i w:val="0"/>
+                <w:iCs w:val="0"/>
+                <w:smallCaps w:val="0"/>
+                <w:strike w:val="0"/>
+                <w:color w:val="000000"/>
+                <w:sz w:val="20"/>
+                <w:szCs w:val="20"/>
+                <w:u w:val="none"/>
+                <w:shd w:fill="auto" w:val="clear"/>
+                <w:vertAlign w:val="baseline"/>
+                <w:rtl w:val="0"/>
+              </w:rPr>
+              <w:t xml:space="preserve">ÍNDICE</w:t>
+            </w:r>
+          </w:hyperlink>
+          <w:hyperlink w:anchor="_heading=h.fpvhk6vroazd">
             <w:r>
               <w:rPr>
                 <w:rFonts w:ascii="Calibri" w:cs="Calibri" w:eastAsia="Calibri" w:hAnsi="Calibri"/>
@@ -460,14 +492,13 @@
                 <w:smallCaps w:val="0"/>
                 <w:strike w:val="0"/>
                 <w:color w:val="000000"/>
-                <w:sz w:val="22"/>
-                <w:szCs w:val="22"/>
+                <w:sz w:val="20"/>
+                <w:szCs w:val="20"/>
                 <w:u w:val="none"/>
                 <w:shd w:fill="auto" w:val="clear"/>
                 <w:vertAlign w:val="baseline"/>
                 <w:rtl w:val="0"/>
               </w:rPr>
-              <w:t xml:space="preserve">Índice</w:t>
               <w:tab/>
               <w:t xml:space="preserve">2</w:t>
             </w:r>
@@ -480,13 +511,110 @@
         </w:p>
         <w:p>
           <w:pPr>
-            <w:widowControl w:val="0"/>
+            <w:keepNext w:val="0"/>
+            <w:keepLines w:val="0"/>
+            <w:pageBreakBefore w:val="0"/>
+            <w:widowControl w:val="1"/>
+            <w:pBdr>
+              <w:top w:space="0" w:sz="0" w:val="nil"/>
+              <w:left w:space="0" w:sz="0" w:val="nil"/>
+              <w:bottom w:space="0" w:sz="0" w:val="nil"/>
+              <w:right w:space="0" w:sz="0" w:val="nil"/>
+              <w:between w:space="0" w:sz="0" w:val="nil"/>
+            </w:pBdr>
+            <w:shd w:fill="auto" w:val="clear"/>
             <w:tabs>
-              <w:tab w:val="right" w:leader="none" w:pos="12000"/>
+              <w:tab w:val="left" w:leader="none" w:pos="440"/>
+              <w:tab w:val="right" w:leader="none" w:pos="8828"/>
             </w:tabs>
-            <w:spacing w:after="0" w:before="60" w:line="240" w:lineRule="auto"/>
+            <w:spacing w:after="120" w:before="120" w:line="276" w:lineRule="auto"/>
+            <w:ind w:left="0" w:right="0" w:firstLine="0"/>
+            <w:jc w:val="left"/>
             <w:rPr>
-              <w:rFonts w:ascii="Arial" w:cs="Arial" w:eastAsia="Arial" w:hAnsi="Arial"/>
+              <w:rFonts w:ascii="Calibri" w:cs="Calibri" w:eastAsia="Calibri" w:hAnsi="Calibri"/>
+              <w:b w:val="0"/>
+              <w:bCs w:val="0"/>
+              <w:i w:val="0"/>
+              <w:iCs w:val="0"/>
+              <w:smallCaps w:val="0"/>
+              <w:strike w:val="0"/>
+              <w:color w:val="000000"/>
+              <w:sz w:val="24"/>
+              <w:szCs w:val="24"/>
+              <w:u w:val="none"/>
+              <w:shd w:fill="auto" w:val="clear"/>
+              <w:vertAlign w:val="baseline"/>
+            </w:rPr>
+          </w:pPr>
+          <w:hyperlink w:anchor="_heading=h.tt54x6a7xhtn">
+            <w:r>
+              <w:rPr>
+                <w:rFonts w:ascii="Calibri" w:cs="Calibri" w:eastAsia="Calibri" w:hAnsi="Calibri"/>
+                <w:b w:val="1"/>
+                <w:bCs w:val="1"/>
+                <w:i w:val="1"/>
+                <w:iCs w:val="1"/>
+                <w:smallCaps w:val="0"/>
+                <w:strike w:val="0"/>
+                <w:color w:val="000000"/>
+                <w:sz w:val="20"/>
+                <w:szCs w:val="20"/>
+                <w:u w:val="none"/>
+                <w:shd w:fill="auto" w:val="clear"/>
+                <w:vertAlign w:val="baseline"/>
+                <w:rtl w:val="0"/>
+              </w:rPr>
+              <w:t xml:space="preserve">1.</w:t>
+            </w:r>
+          </w:hyperlink>
+          <w:hyperlink w:anchor="_heading=h.tt54x6a7xhtn">
+            <w:r>
+              <w:rPr>
+                <w:rFonts w:ascii="Calibri" w:cs="Calibri" w:eastAsia="Calibri" w:hAnsi="Calibri"/>
+                <w:b w:val="0"/>
+                <w:bCs w:val="0"/>
+                <w:i w:val="0"/>
+                <w:iCs w:val="0"/>
+                <w:smallCaps w:val="0"/>
+                <w:strike w:val="0"/>
+                <w:color w:val="000000"/>
+                <w:sz w:val="24"/>
+                <w:szCs w:val="24"/>
+                <w:u w:val="none"/>
+                <w:shd w:fill="auto" w:val="clear"/>
+                <w:vertAlign w:val="baseline"/>
+                <w:rtl w:val="0"/>
+              </w:rPr>
+              <w:tab/>
+            </w:r>
+          </w:hyperlink>
+          <w:r>
+            <w:fldChar w:fldCharType="begin"/>
+            <w:instrText xml:space="preserve"> PAGEREF _heading=h.tt54x6a7xhtn \h </w:instrText>
+            <w:fldChar w:fldCharType="separate"/>
+          </w:r>
+          <w:r>
+            <w:rPr>
+              <w:rFonts w:ascii="Calibri" w:cs="Calibri" w:eastAsia="Calibri" w:hAnsi="Calibri"/>
+              <w:b w:val="1"/>
+              <w:bCs w:val="1"/>
+              <w:i w:val="1"/>
+              <w:iCs w:val="1"/>
+              <w:smallCaps w:val="0"/>
+              <w:strike w:val="0"/>
+              <w:color w:val="000000"/>
+              <w:sz w:val="20"/>
+              <w:szCs w:val="20"/>
+              <w:u w:val="none"/>
+              <w:shd w:fill="auto" w:val="clear"/>
+              <w:vertAlign w:val="baseline"/>
+              <w:rtl w:val="0"/>
+            </w:rPr>
+            <w:t xml:space="preserve">INTRODUCCIÓN</w:t>
+          </w:r>
+          <w:r>
+            <w:rPr>
+              <w:rFonts w:ascii="Calibri" w:cs="Calibri" w:eastAsia="Calibri" w:hAnsi="Calibri"/>
               <w:b w:val="1"/>
               <w:bCs w:val="1"/>
               <w:i w:val="0"/>
@@ -494,36 +622,19 @@
               <w:smallCaps w:val="0"/>
               <w:strike w:val="0"/>
               <w:color w:val="000000"/>
-              <w:sz w:val="22"/>
-              <w:szCs w:val="22"/>
+              <w:sz w:val="20"/>
+              <w:szCs w:val="20"/>
               <w:u w:val="none"/>
               <w:shd w:fill="auto" w:val="clear"/>
               <w:vertAlign w:val="baseline"/>
+              <w:rtl w:val="0"/>
             </w:rPr>
-          </w:pPr>
-          <w:hyperlink w:anchor="_heading=h.ocjoj15pamy7">
-            <w:r>
-              <w:rPr>
-                <w:rFonts w:ascii="Calibri" w:cs="Calibri" w:eastAsia="Calibri" w:hAnsi="Calibri"/>
-                <w:b w:val="1"/>
-                <w:bCs w:val="1"/>
-                <w:i w:val="0"/>
-                <w:iCs w:val="0"/>
-                <w:smallCaps w:val="0"/>
-                <w:strike w:val="0"/>
-                <w:color w:val="000000"/>
-                <w:sz w:val="22"/>
-                <w:szCs w:val="22"/>
-                <w:u w:val="none"/>
-                <w:shd w:fill="auto" w:val="clear"/>
-                <w:vertAlign w:val="baseline"/>
-                <w:rtl w:val="0"/>
-              </w:rPr>
-              <w:t xml:space="preserve">1. Introducción</w:t>
-              <w:tab/>
-              <w:t xml:space="preserve">3</w:t>
-            </w:r>
-          </w:hyperlink>
+            <w:tab/>
+            <w:t xml:space="preserve">3</w:t>
+          </w:r>
+          <w:r>
+            <w:fldChar w:fldCharType="end"/>
+          </w:r>
           <w:r>
             <w:rPr>
               <w:rtl w:val="0"/>
@@ -532,14 +643,27 @@
         </w:p>
         <w:p>
           <w:pPr>
-            <w:widowControl w:val="0"/>
+            <w:keepNext w:val="0"/>
+            <w:keepLines w:val="0"/>
+            <w:pageBreakBefore w:val="0"/>
+            <w:widowControl w:val="1"/>
+            <w:pBdr>
+              <w:top w:space="0" w:sz="0" w:val="nil"/>
+              <w:left w:space="0" w:sz="0" w:val="nil"/>
+              <w:bottom w:space="0" w:sz="0" w:val="nil"/>
+              <w:right w:space="0" w:sz="0" w:val="nil"/>
+              <w:between w:space="0" w:sz="0" w:val="nil"/>
+            </w:pBdr>
+            <w:shd w:fill="auto" w:val="clear"/>
             <w:tabs>
-              <w:tab w:val="right" w:leader="none" w:pos="12000"/>
+              <w:tab w:val="left" w:leader="none" w:pos="880"/>
+              <w:tab w:val="right" w:leader="none" w:pos="8828"/>
             </w:tabs>
-            <w:spacing w:after="0" w:before="60" w:line="240" w:lineRule="auto"/>
-            <w:ind w:left="360" w:firstLine="0"/>
+            <w:spacing w:after="0" w:before="0" w:line="276" w:lineRule="auto"/>
+            <w:ind w:left="220" w:right="0" w:firstLine="0"/>
+            <w:jc w:val="left"/>
             <w:rPr>
-              <w:rFonts w:ascii="Arial" w:cs="Arial" w:eastAsia="Arial" w:hAnsi="Arial"/>
+              <w:rFonts w:ascii="Calibri" w:cs="Calibri" w:eastAsia="Calibri" w:hAnsi="Calibri"/>
               <w:b w:val="0"/>
               <w:bCs w:val="0"/>
               <w:i w:val="0"/>
@@ -547,14 +671,35 @@
               <w:smallCaps w:val="0"/>
               <w:strike w:val="0"/>
               <w:color w:val="000000"/>
-              <w:sz w:val="22"/>
-              <w:szCs w:val="22"/>
+              <w:sz w:val="24"/>
+              <w:szCs w:val="24"/>
               <w:u w:val="none"/>
               <w:shd w:fill="auto" w:val="clear"/>
               <w:vertAlign w:val="baseline"/>
             </w:rPr>
           </w:pPr>
-          <w:hyperlink w:anchor="_heading=h.23hng2yfwr9">
+          <w:hyperlink w:anchor="_heading=h.byq1hxufo9ku">
+            <w:r>
+              <w:rPr>
+                <w:rFonts w:ascii="Calibri" w:cs="Calibri" w:eastAsia="Calibri" w:hAnsi="Calibri"/>
+                <w:b w:val="0"/>
+                <w:bCs w:val="0"/>
+                <w:i w:val="1"/>
+                <w:iCs w:val="1"/>
+                <w:smallCaps w:val="1"/>
+                <w:strike w:val="0"/>
+                <w:color w:val="000000"/>
+                <w:sz w:val="20"/>
+                <w:szCs w:val="20"/>
+                <w:u w:val="none"/>
+                <w:shd w:fill="auto" w:val="clear"/>
+                <w:vertAlign w:val="baseline"/>
+                <w:rtl w:val="0"/>
+              </w:rPr>
+              <w:t xml:space="preserve">1.1.</w:t>
+            </w:r>
+          </w:hyperlink>
+          <w:hyperlink w:anchor="_heading=h.byq1hxufo9ku">
             <w:r>
               <w:rPr>
                 <w:rFonts w:ascii="Calibri" w:cs="Calibri" w:eastAsia="Calibri" w:hAnsi="Calibri"/>
@@ -565,18 +710,63 @@
                 <w:smallCaps w:val="0"/>
                 <w:strike w:val="0"/>
                 <w:color w:val="000000"/>
-                <w:sz w:val="22"/>
-                <w:szCs w:val="22"/>
+                <w:sz w:val="24"/>
+                <w:szCs w:val="24"/>
                 <w:u w:val="none"/>
                 <w:shd w:fill="auto" w:val="clear"/>
                 <w:vertAlign w:val="baseline"/>
                 <w:rtl w:val="0"/>
               </w:rPr>
-              <w:t xml:space="preserve">1.1. Propósito</w:t>
               <w:tab/>
-              <w:t xml:space="preserve">3</w:t>
             </w:r>
           </w:hyperlink>
+          <w:r>
+            <w:fldChar w:fldCharType="begin"/>
+            <w:instrText xml:space="preserve"> PAGEREF _heading=h.byq1hxufo9ku \h </w:instrText>
+            <w:fldChar w:fldCharType="separate"/>
+          </w:r>
+          <w:r>
+            <w:rPr>
+              <w:rFonts w:ascii="Calibri" w:cs="Calibri" w:eastAsia="Calibri" w:hAnsi="Calibri"/>
+              <w:b w:val="0"/>
+              <w:bCs w:val="0"/>
+              <w:i w:val="1"/>
+              <w:iCs w:val="1"/>
+              <w:smallCaps w:val="1"/>
+              <w:strike w:val="0"/>
+              <w:color w:val="000000"/>
+              <w:sz w:val="20"/>
+              <w:szCs w:val="20"/>
+              <w:u w:val="none"/>
+              <w:shd w:fill="auto" w:val="clear"/>
+              <w:vertAlign w:val="baseline"/>
+              <w:rtl w:val="0"/>
+            </w:rPr>
+            <w:t xml:space="preserve">Propósito</w:t>
+          </w:r>
+          <w:r>
+            <w:rPr>
+              <w:rFonts w:ascii="Calibri" w:cs="Calibri" w:eastAsia="Calibri" w:hAnsi="Calibri"/>
+              <w:b w:val="0"/>
+              <w:bCs w:val="0"/>
+              <w:i w:val="0"/>
+              <w:iCs w:val="0"/>
+              <w:smallCaps w:val="1"/>
+              <w:strike w:val="0"/>
+              <w:color w:val="000000"/>
+              <w:sz w:val="20"/>
+              <w:szCs w:val="20"/>
+              <w:u w:val="none"/>
+              <w:shd w:fill="auto" w:val="clear"/>
+              <w:vertAlign w:val="baseline"/>
+              <w:rtl w:val="0"/>
+            </w:rPr>
+            <w:tab/>
+            <w:t xml:space="preserve">3</w:t>
+          </w:r>
+          <w:r>
+            <w:fldChar w:fldCharType="end"/>
+          </w:r>
           <w:r>
             <w:rPr>
               <w:rtl w:val="0"/>
@@ -585,14 +775,27 @@
         </w:p>
         <w:p>
           <w:pPr>
-            <w:widowControl w:val="0"/>
+            <w:keepNext w:val="0"/>
+            <w:keepLines w:val="0"/>
+            <w:pageBreakBefore w:val="0"/>
+            <w:widowControl w:val="1"/>
+            <w:pBdr>
+              <w:top w:space="0" w:sz="0" w:val="nil"/>
+              <w:left w:space="0" w:sz="0" w:val="nil"/>
+              <w:bottom w:space="0" w:sz="0" w:val="nil"/>
+              <w:right w:space="0" w:sz="0" w:val="nil"/>
+              <w:between w:space="0" w:sz="0" w:val="nil"/>
+            </w:pBdr>
+            <w:shd w:fill="auto" w:val="clear"/>
             <w:tabs>
-              <w:tab w:val="right" w:leader="none" w:pos="12000"/>
+              <w:tab w:val="left" w:leader="none" w:pos="880"/>
+              <w:tab w:val="right" w:leader="none" w:pos="8828"/>
             </w:tabs>
-            <w:spacing w:after="0" w:before="60" w:line="240" w:lineRule="auto"/>
-            <w:ind w:left="360" w:firstLine="0"/>
+            <w:spacing w:after="0" w:before="0" w:line="276" w:lineRule="auto"/>
+            <w:ind w:left="220" w:right="0" w:firstLine="0"/>
+            <w:jc w:val="left"/>
             <w:rPr>
-              <w:rFonts w:ascii="Arial" w:cs="Arial" w:eastAsia="Arial" w:hAnsi="Arial"/>
+              <w:rFonts w:ascii="Calibri" w:cs="Calibri" w:eastAsia="Calibri" w:hAnsi="Calibri"/>
               <w:b w:val="0"/>
               <w:bCs w:val="0"/>
               <w:i w:val="0"/>
@@ -600,14 +803,35 @@
               <w:smallCaps w:val="0"/>
               <w:strike w:val="0"/>
               <w:color w:val="000000"/>
-              <w:sz w:val="22"/>
-              <w:szCs w:val="22"/>
+              <w:sz w:val="24"/>
+              <w:szCs w:val="24"/>
               <w:u w:val="none"/>
               <w:shd w:fill="auto" w:val="clear"/>
               <w:vertAlign w:val="baseline"/>
             </w:rPr>
           </w:pPr>
-          <w:hyperlink w:anchor="_heading=h.455zfgbu93cu">
+          <w:hyperlink w:anchor="_heading=h.wjugxaugrhm2">
+            <w:r>
+              <w:rPr>
+                <w:rFonts w:ascii="Calibri" w:cs="Calibri" w:eastAsia="Calibri" w:hAnsi="Calibri"/>
+                <w:b w:val="0"/>
+                <w:bCs w:val="0"/>
+                <w:i w:val="1"/>
+                <w:iCs w:val="1"/>
+                <w:smallCaps w:val="1"/>
+                <w:strike w:val="0"/>
+                <w:color w:val="000000"/>
+                <w:sz w:val="20"/>
+                <w:szCs w:val="20"/>
+                <w:u w:val="none"/>
+                <w:shd w:fill="auto" w:val="clear"/>
+                <w:vertAlign w:val="baseline"/>
+                <w:rtl w:val="0"/>
+              </w:rPr>
+              <w:t xml:space="preserve">1.2.</w:t>
+            </w:r>
+          </w:hyperlink>
+          <w:hyperlink w:anchor="_heading=h.wjugxaugrhm2">
             <w:r>
               <w:rPr>
                 <w:rFonts w:ascii="Calibri" w:cs="Calibri" w:eastAsia="Calibri" w:hAnsi="Calibri"/>
@@ -618,18 +842,63 @@
                 <w:smallCaps w:val="0"/>
                 <w:strike w:val="0"/>
                 <w:color w:val="000000"/>
-                <w:sz w:val="22"/>
-                <w:szCs w:val="22"/>
+                <w:sz w:val="24"/>
+                <w:szCs w:val="24"/>
                 <w:u w:val="none"/>
                 <w:shd w:fill="auto" w:val="clear"/>
                 <w:vertAlign w:val="baseline"/>
                 <w:rtl w:val="0"/>
               </w:rPr>
-              <w:t xml:space="preserve">1.2. Visión General del Documento</w:t>
               <w:tab/>
-              <w:t xml:space="preserve">3</w:t>
             </w:r>
           </w:hyperlink>
+          <w:r>
+            <w:fldChar w:fldCharType="begin"/>
+            <w:instrText xml:space="preserve"> PAGEREF _heading=h.wjugxaugrhm2 \h </w:instrText>
+            <w:fldChar w:fldCharType="separate"/>
+          </w:r>
+          <w:r>
+            <w:rPr>
+              <w:rFonts w:ascii="Calibri" w:cs="Calibri" w:eastAsia="Calibri" w:hAnsi="Calibri"/>
+              <w:b w:val="0"/>
+              <w:bCs w:val="0"/>
+              <w:i w:val="1"/>
+              <w:iCs w:val="1"/>
+              <w:smallCaps w:val="1"/>
+              <w:strike w:val="0"/>
+              <w:color w:val="000000"/>
+              <w:sz w:val="20"/>
+              <w:szCs w:val="20"/>
+              <w:u w:val="none"/>
+              <w:shd w:fill="auto" w:val="clear"/>
+              <w:vertAlign w:val="baseline"/>
+              <w:rtl w:val="0"/>
+            </w:rPr>
+            <w:t xml:space="preserve">Visión General del Documento</w:t>
+          </w:r>
+          <w:r>
+            <w:rPr>
+              <w:rFonts w:ascii="Calibri" w:cs="Calibri" w:eastAsia="Calibri" w:hAnsi="Calibri"/>
+              <w:b w:val="0"/>
+              <w:bCs w:val="0"/>
+              <w:i w:val="0"/>
+              <w:iCs w:val="0"/>
+              <w:smallCaps w:val="1"/>
+              <w:strike w:val="0"/>
+              <w:color w:val="000000"/>
+              <w:sz w:val="20"/>
+              <w:szCs w:val="20"/>
+              <w:u w:val="none"/>
+              <w:shd w:fill="auto" w:val="clear"/>
+              <w:vertAlign w:val="baseline"/>
+              <w:rtl w:val="0"/>
+            </w:rPr>
+            <w:tab/>
+            <w:t xml:space="preserve">3</w:t>
+          </w:r>
+          <w:r>
+            <w:fldChar w:fldCharType="end"/>
+          </w:r>
           <w:r>
             <w:rPr>
               <w:rtl w:val="0"/>
@@ -638,13 +907,110 @@
         </w:p>
         <w:p>
           <w:pPr>
-            <w:widowControl w:val="0"/>
+            <w:keepNext w:val="0"/>
+            <w:keepLines w:val="0"/>
+            <w:pageBreakBefore w:val="0"/>
+            <w:widowControl w:val="1"/>
+            <w:pBdr>
+              <w:top w:space="0" w:sz="0" w:val="nil"/>
+              <w:left w:space="0" w:sz="0" w:val="nil"/>
+              <w:bottom w:space="0" w:sz="0" w:val="nil"/>
+              <w:right w:space="0" w:sz="0" w:val="nil"/>
+              <w:between w:space="0" w:sz="0" w:val="nil"/>
+            </w:pBdr>
+            <w:shd w:fill="auto" w:val="clear"/>
             <w:tabs>
-              <w:tab w:val="right" w:leader="none" w:pos="12000"/>
+              <w:tab w:val="left" w:leader="none" w:pos="440"/>
+              <w:tab w:val="right" w:leader="none" w:pos="8828"/>
             </w:tabs>
-            <w:spacing w:after="0" w:before="60" w:line="240" w:lineRule="auto"/>
+            <w:spacing w:after="120" w:before="120" w:line="276" w:lineRule="auto"/>
+            <w:ind w:left="0" w:right="0" w:firstLine="0"/>
+            <w:jc w:val="left"/>
             <w:rPr>
-              <w:rFonts w:ascii="Arial" w:cs="Arial" w:eastAsia="Arial" w:hAnsi="Arial"/>
+              <w:rFonts w:ascii="Calibri" w:cs="Calibri" w:eastAsia="Calibri" w:hAnsi="Calibri"/>
+              <w:b w:val="0"/>
+              <w:bCs w:val="0"/>
+              <w:i w:val="0"/>
+              <w:iCs w:val="0"/>
+              <w:smallCaps w:val="0"/>
+              <w:strike w:val="0"/>
+              <w:color w:val="000000"/>
+              <w:sz w:val="24"/>
+              <w:szCs w:val="24"/>
+              <w:u w:val="none"/>
+              <w:shd w:fill="auto" w:val="clear"/>
+              <w:vertAlign w:val="baseline"/>
+            </w:rPr>
+          </w:pPr>
+          <w:hyperlink w:anchor="_heading=h.rdk1we7474ja">
+            <w:r>
+              <w:rPr>
+                <w:rFonts w:ascii="Calibri" w:cs="Calibri" w:eastAsia="Calibri" w:hAnsi="Calibri"/>
+                <w:b w:val="1"/>
+                <w:bCs w:val="1"/>
+                <w:i w:val="1"/>
+                <w:iCs w:val="1"/>
+                <w:smallCaps w:val="0"/>
+                <w:strike w:val="0"/>
+                <w:color w:val="000000"/>
+                <w:sz w:val="20"/>
+                <w:szCs w:val="20"/>
+                <w:u w:val="none"/>
+                <w:shd w:fill="auto" w:val="clear"/>
+                <w:vertAlign w:val="baseline"/>
+                <w:rtl w:val="0"/>
+              </w:rPr>
+              <w:t xml:space="preserve">2.</w:t>
+            </w:r>
+          </w:hyperlink>
+          <w:hyperlink w:anchor="_heading=h.rdk1we7474ja">
+            <w:r>
+              <w:rPr>
+                <w:rFonts w:ascii="Calibri" w:cs="Calibri" w:eastAsia="Calibri" w:hAnsi="Calibri"/>
+                <w:b w:val="0"/>
+                <w:bCs w:val="0"/>
+                <w:i w:val="0"/>
+                <w:iCs w:val="0"/>
+                <w:smallCaps w:val="0"/>
+                <w:strike w:val="0"/>
+                <w:color w:val="000000"/>
+                <w:sz w:val="24"/>
+                <w:szCs w:val="24"/>
+                <w:u w:val="none"/>
+                <w:shd w:fill="auto" w:val="clear"/>
+                <w:vertAlign w:val="baseline"/>
+                <w:rtl w:val="0"/>
+              </w:rPr>
+              <w:tab/>
+            </w:r>
+          </w:hyperlink>
+          <w:r>
+            <w:fldChar w:fldCharType="begin"/>
+            <w:instrText xml:space="preserve"> PAGEREF _heading=h.rdk1we7474ja \h </w:instrText>
+            <w:fldChar w:fldCharType="separate"/>
+          </w:r>
+          <w:r>
+            <w:rPr>
+              <w:rFonts w:ascii="Calibri" w:cs="Calibri" w:eastAsia="Calibri" w:hAnsi="Calibri"/>
+              <w:b w:val="1"/>
+              <w:bCs w:val="1"/>
+              <w:i w:val="1"/>
+              <w:iCs w:val="1"/>
+              <w:smallCaps w:val="0"/>
+              <w:strike w:val="0"/>
+              <w:color w:val="000000"/>
+              <w:sz w:val="20"/>
+              <w:szCs w:val="20"/>
+              <w:u w:val="none"/>
+              <w:shd w:fill="auto" w:val="clear"/>
+              <w:vertAlign w:val="baseline"/>
+              <w:rtl w:val="0"/>
+            </w:rPr>
+            <w:t xml:space="preserve">REQUISITOS ESPECÍFICOS</w:t>
+          </w:r>
+          <w:r>
+            <w:rPr>
+              <w:rFonts w:ascii="Calibri" w:cs="Calibri" w:eastAsia="Calibri" w:hAnsi="Calibri"/>
               <w:b w:val="1"/>
               <w:bCs w:val="1"/>
               <w:i w:val="0"/>
@@ -652,36 +1018,19 @@
               <w:smallCaps w:val="0"/>
               <w:strike w:val="0"/>
               <w:color w:val="000000"/>
-              <w:sz w:val="22"/>
-              <w:szCs w:val="22"/>
+              <w:sz w:val="20"/>
+              <w:szCs w:val="20"/>
               <w:u w:val="none"/>
               <w:shd w:fill="auto" w:val="clear"/>
               <w:vertAlign w:val="baseline"/>
+              <w:rtl w:val="0"/>
             </w:rPr>
-          </w:pPr>
-          <w:hyperlink w:anchor="_heading=h.7pmiuzdw5977">
-            <w:r>
-              <w:rPr>
-                <w:rFonts w:ascii="Calibri" w:cs="Calibri" w:eastAsia="Calibri" w:hAnsi="Calibri"/>
-                <w:b w:val="1"/>
-                <w:bCs w:val="1"/>
-                <w:i w:val="0"/>
-                <w:iCs w:val="0"/>
-                <w:smallCaps w:val="0"/>
-                <w:strike w:val="0"/>
-                <w:color w:val="000000"/>
-                <w:sz w:val="22"/>
-                <w:szCs w:val="22"/>
-                <w:u w:val="none"/>
-                <w:shd w:fill="auto" w:val="clear"/>
-                <w:vertAlign w:val="baseline"/>
-                <w:rtl w:val="0"/>
-              </w:rPr>
-              <w:t xml:space="preserve">2. Requisitos específicos</w:t>
-              <w:tab/>
-              <w:t xml:space="preserve">3</w:t>
-            </w:r>
-          </w:hyperlink>
+            <w:tab/>
+            <w:t xml:space="preserve">3</w:t>
+          </w:r>
+          <w:r>
+            <w:fldChar w:fldCharType="end"/>
+          </w:r>
           <w:r>
             <w:rPr>
               <w:rtl w:val="0"/>
@@ -690,14 +1039,27 @@
         </w:p>
         <w:p>
           <w:pPr>
-            <w:widowControl w:val="0"/>
+            <w:keepNext w:val="0"/>
+            <w:keepLines w:val="0"/>
+            <w:pageBreakBefore w:val="0"/>
+            <w:widowControl w:val="1"/>
+            <w:pBdr>
+              <w:top w:space="0" w:sz="0" w:val="nil"/>
+              <w:left w:space="0" w:sz="0" w:val="nil"/>
+              <w:bottom w:space="0" w:sz="0" w:val="nil"/>
+              <w:right w:space="0" w:sz="0" w:val="nil"/>
+              <w:between w:space="0" w:sz="0" w:val="nil"/>
+            </w:pBdr>
+            <w:shd w:fill="auto" w:val="clear"/>
             <w:tabs>
-              <w:tab w:val="right" w:leader="none" w:pos="12000"/>
+              <w:tab w:val="left" w:leader="none" w:pos="880"/>
+              <w:tab w:val="right" w:leader="none" w:pos="8828"/>
             </w:tabs>
-            <w:spacing w:after="0" w:before="60" w:line="240" w:lineRule="auto"/>
-            <w:ind w:left="360" w:firstLine="0"/>
+            <w:spacing w:after="0" w:before="0" w:line="276" w:lineRule="auto"/>
+            <w:ind w:left="220" w:right="0" w:firstLine="0"/>
+            <w:jc w:val="left"/>
             <w:rPr>
-              <w:rFonts w:ascii="Arial" w:cs="Arial" w:eastAsia="Arial" w:hAnsi="Arial"/>
+              <w:rFonts w:ascii="Calibri" w:cs="Calibri" w:eastAsia="Calibri" w:hAnsi="Calibri"/>
               <w:b w:val="0"/>
               <w:bCs w:val="0"/>
               <w:i w:val="0"/>
@@ -705,14 +1067,35 @@
               <w:smallCaps w:val="0"/>
               <w:strike w:val="0"/>
               <w:color w:val="000000"/>
-              <w:sz w:val="22"/>
-              <w:szCs w:val="22"/>
+              <w:sz w:val="24"/>
+              <w:szCs w:val="24"/>
               <w:u w:val="none"/>
               <w:shd w:fill="auto" w:val="clear"/>
               <w:vertAlign w:val="baseline"/>
             </w:rPr>
           </w:pPr>
-          <w:hyperlink w:anchor="_heading=h.h53vbvhk55q">
+          <w:hyperlink w:anchor="_heading=h.avfu33phkyxl">
+            <w:r>
+              <w:rPr>
+                <w:rFonts w:ascii="Calibri" w:cs="Calibri" w:eastAsia="Calibri" w:hAnsi="Calibri"/>
+                <w:b w:val="0"/>
+                <w:bCs w:val="0"/>
+                <w:i w:val="1"/>
+                <w:iCs w:val="1"/>
+                <w:smallCaps w:val="1"/>
+                <w:strike w:val="0"/>
+                <w:color w:val="000000"/>
+                <w:sz w:val="20"/>
+                <w:szCs w:val="20"/>
+                <w:u w:val="none"/>
+                <w:shd w:fill="auto" w:val="clear"/>
+                <w:vertAlign w:val="baseline"/>
+                <w:rtl w:val="0"/>
+              </w:rPr>
+              <w:t xml:space="preserve">2.1.</w:t>
+            </w:r>
+          </w:hyperlink>
+          <w:hyperlink w:anchor="_heading=h.avfu33phkyxl">
             <w:r>
               <w:rPr>
                 <w:rFonts w:ascii="Calibri" w:cs="Calibri" w:eastAsia="Calibri" w:hAnsi="Calibri"/>
@@ -723,18 +1106,63 @@
                 <w:smallCaps w:val="0"/>
                 <w:strike w:val="0"/>
                 <w:color w:val="000000"/>
-                <w:sz w:val="22"/>
-                <w:szCs w:val="22"/>
+                <w:sz w:val="24"/>
+                <w:szCs w:val="24"/>
                 <w:u w:val="none"/>
                 <w:shd w:fill="auto" w:val="clear"/>
                 <w:vertAlign w:val="baseline"/>
                 <w:rtl w:val="0"/>
               </w:rPr>
-              <w:t xml:space="preserve">2.1. Requisitos Funcionales</w:t>
               <w:tab/>
-              <w:t xml:space="preserve">3</w:t>
             </w:r>
           </w:hyperlink>
+          <w:r>
+            <w:fldChar w:fldCharType="begin"/>
+            <w:instrText xml:space="preserve"> PAGEREF _heading=h.avfu33phkyxl \h </w:instrText>
+            <w:fldChar w:fldCharType="separate"/>
+          </w:r>
+          <w:r>
+            <w:rPr>
+              <w:rFonts w:ascii="Calibri" w:cs="Calibri" w:eastAsia="Calibri" w:hAnsi="Calibri"/>
+              <w:b w:val="0"/>
+              <w:bCs w:val="0"/>
+              <w:i w:val="1"/>
+              <w:iCs w:val="1"/>
+              <w:smallCaps w:val="1"/>
+              <w:strike w:val="0"/>
+              <w:color w:val="000000"/>
+              <w:sz w:val="20"/>
+              <w:szCs w:val="20"/>
+              <w:u w:val="none"/>
+              <w:shd w:fill="auto" w:val="clear"/>
+              <w:vertAlign w:val="baseline"/>
+              <w:rtl w:val="0"/>
+            </w:rPr>
+            <w:t xml:space="preserve">Requisitos Funcionales</w:t>
+          </w:r>
+          <w:r>
+            <w:rPr>
+              <w:rFonts w:ascii="Calibri" w:cs="Calibri" w:eastAsia="Calibri" w:hAnsi="Calibri"/>
+              <w:b w:val="0"/>
+              <w:bCs w:val="0"/>
+              <w:i w:val="0"/>
+              <w:iCs w:val="0"/>
+              <w:smallCaps w:val="1"/>
+              <w:strike w:val="0"/>
+              <w:color w:val="000000"/>
+              <w:sz w:val="20"/>
+              <w:szCs w:val="20"/>
+              <w:u w:val="none"/>
+              <w:shd w:fill="auto" w:val="clear"/>
+              <w:vertAlign w:val="baseline"/>
+              <w:rtl w:val="0"/>
+            </w:rPr>
+            <w:tab/>
+            <w:t xml:space="preserve">3</w:t>
+          </w:r>
+          <w:r>
+            <w:fldChar w:fldCharType="end"/>
+          </w:r>
           <w:r>
             <w:rPr>
               <w:rtl w:val="0"/>
@@ -743,14 +1171,27 @@
         </w:p>
         <w:p>
           <w:pPr>
-            <w:widowControl w:val="0"/>
+            <w:keepNext w:val="0"/>
+            <w:keepLines w:val="0"/>
+            <w:pageBreakBefore w:val="0"/>
+            <w:widowControl w:val="1"/>
+            <w:pBdr>
+              <w:top w:space="0" w:sz="0" w:val="nil"/>
+              <w:left w:space="0" w:sz="0" w:val="nil"/>
+              <w:bottom w:space="0" w:sz="0" w:val="nil"/>
+              <w:right w:space="0" w:sz="0" w:val="nil"/>
+              <w:between w:space="0" w:sz="0" w:val="nil"/>
+            </w:pBdr>
+            <w:shd w:fill="auto" w:val="clear"/>
             <w:tabs>
-              <w:tab w:val="right" w:leader="none" w:pos="12000"/>
+              <w:tab w:val="left" w:leader="none" w:pos="880"/>
+              <w:tab w:val="right" w:leader="none" w:pos="8828"/>
             </w:tabs>
-            <w:spacing w:after="0" w:before="60" w:line="240" w:lineRule="auto"/>
-            <w:ind w:left="360" w:firstLine="0"/>
+            <w:spacing w:after="0" w:before="0" w:line="276" w:lineRule="auto"/>
+            <w:ind w:left="220" w:right="0" w:firstLine="0"/>
+            <w:jc w:val="left"/>
             <w:rPr>
-              <w:rFonts w:ascii="Arial" w:cs="Arial" w:eastAsia="Arial" w:hAnsi="Arial"/>
+              <w:rFonts w:ascii="Calibri" w:cs="Calibri" w:eastAsia="Calibri" w:hAnsi="Calibri"/>
               <w:b w:val="0"/>
               <w:bCs w:val="0"/>
               <w:i w:val="0"/>
@@ -758,14 +1199,35 @@
               <w:smallCaps w:val="0"/>
               <w:strike w:val="0"/>
               <w:color w:val="000000"/>
-              <w:sz w:val="22"/>
-              <w:szCs w:val="22"/>
+              <w:sz w:val="24"/>
+              <w:szCs w:val="24"/>
               <w:u w:val="none"/>
               <w:shd w:fill="auto" w:val="clear"/>
               <w:vertAlign w:val="baseline"/>
             </w:rPr>
           </w:pPr>
-          <w:hyperlink w:anchor="_heading=h.9zbxwnwtyhmn">
+          <w:hyperlink w:anchor="_heading=h.os5vtxd2eiwt">
+            <w:r>
+              <w:rPr>
+                <w:rFonts w:ascii="Calibri" w:cs="Calibri" w:eastAsia="Calibri" w:hAnsi="Calibri"/>
+                <w:b w:val="0"/>
+                <w:bCs w:val="0"/>
+                <w:i w:val="1"/>
+                <w:iCs w:val="1"/>
+                <w:smallCaps w:val="1"/>
+                <w:strike w:val="0"/>
+                <w:color w:val="000000"/>
+                <w:sz w:val="20"/>
+                <w:szCs w:val="20"/>
+                <w:u w:val="none"/>
+                <w:shd w:fill="auto" w:val="clear"/>
+                <w:vertAlign w:val="baseline"/>
+                <w:rtl w:val="0"/>
+              </w:rPr>
+              <w:t xml:space="preserve">2.2.</w:t>
+            </w:r>
+          </w:hyperlink>
+          <w:hyperlink w:anchor="_heading=h.os5vtxd2eiwt">
             <w:r>
               <w:rPr>
                 <w:rFonts w:ascii="Calibri" w:cs="Calibri" w:eastAsia="Calibri" w:hAnsi="Calibri"/>
@@ -776,18 +1238,63 @@
                 <w:smallCaps w:val="0"/>
                 <w:strike w:val="0"/>
                 <w:color w:val="000000"/>
-                <w:sz w:val="22"/>
-                <w:szCs w:val="22"/>
+                <w:sz w:val="24"/>
+                <w:szCs w:val="24"/>
                 <w:u w:val="none"/>
                 <w:shd w:fill="auto" w:val="clear"/>
                 <w:vertAlign w:val="baseline"/>
                 <w:rtl w:val="0"/>
               </w:rPr>
-              <w:t xml:space="preserve">2.2. Requisitos no funcionales</w:t>
               <w:tab/>
-              <w:t xml:space="preserve">5</w:t>
             </w:r>
           </w:hyperlink>
+          <w:r>
+            <w:fldChar w:fldCharType="begin"/>
+            <w:instrText xml:space="preserve"> PAGEREF _heading=h.os5vtxd2eiwt \h </w:instrText>
+            <w:fldChar w:fldCharType="separate"/>
+          </w:r>
+          <w:r>
+            <w:rPr>
+              <w:rFonts w:ascii="Calibri" w:cs="Calibri" w:eastAsia="Calibri" w:hAnsi="Calibri"/>
+              <w:b w:val="0"/>
+              <w:bCs w:val="0"/>
+              <w:i w:val="1"/>
+              <w:iCs w:val="1"/>
+              <w:smallCaps w:val="1"/>
+              <w:strike w:val="0"/>
+              <w:color w:val="000000"/>
+              <w:sz w:val="20"/>
+              <w:szCs w:val="20"/>
+              <w:u w:val="none"/>
+              <w:shd w:fill="auto" w:val="clear"/>
+              <w:vertAlign w:val="baseline"/>
+              <w:rtl w:val="0"/>
+            </w:rPr>
+            <w:t xml:space="preserve">Requisitos no funcionales</w:t>
+          </w:r>
+          <w:r>
+            <w:rPr>
+              <w:rFonts w:ascii="Calibri" w:cs="Calibri" w:eastAsia="Calibri" w:hAnsi="Calibri"/>
+              <w:b w:val="0"/>
+              <w:bCs w:val="0"/>
+              <w:i w:val="0"/>
+              <w:iCs w:val="0"/>
+              <w:smallCaps w:val="1"/>
+              <w:strike w:val="0"/>
+              <w:color w:val="000000"/>
+              <w:sz w:val="20"/>
+              <w:szCs w:val="20"/>
+              <w:u w:val="none"/>
+              <w:shd w:fill="auto" w:val="clear"/>
+              <w:vertAlign w:val="baseline"/>
+              <w:rtl w:val="0"/>
+            </w:rPr>
+            <w:tab/>
+            <w:t xml:space="preserve">5</w:t>
+          </w:r>
+          <w:r>
+            <w:fldChar w:fldCharType="end"/>
+          </w:r>
           <w:r>
             <w:rPr>
               <w:rtl w:val="0"/>
@@ -796,50 +1303,116 @@
         </w:p>
         <w:p>
           <w:pPr>
-            <w:widowControl w:val="0"/>
+            <w:keepNext w:val="0"/>
+            <w:keepLines w:val="0"/>
+            <w:pageBreakBefore w:val="0"/>
+            <w:widowControl w:val="1"/>
+            <w:pBdr>
+              <w:top w:space="0" w:sz="0" w:val="nil"/>
+              <w:left w:space="0" w:sz="0" w:val="nil"/>
+              <w:bottom w:space="0" w:sz="0" w:val="nil"/>
+              <w:right w:space="0" w:sz="0" w:val="nil"/>
+              <w:between w:space="0" w:sz="0" w:val="nil"/>
+            </w:pBdr>
+            <w:shd w:fill="auto" w:val="clear"/>
             <w:tabs>
-              <w:tab w:val="right" w:leader="none" w:pos="12000"/>
+              <w:tab w:val="left" w:leader="none" w:pos="660"/>
+              <w:tab w:val="right" w:leader="none" w:pos="8828"/>
             </w:tabs>
-            <w:spacing w:after="0" w:before="60" w:line="240" w:lineRule="auto"/>
+            <w:spacing w:after="0" w:before="0" w:line="276" w:lineRule="auto"/>
+            <w:ind w:left="0" w:right="0" w:firstLine="0"/>
+            <w:jc w:val="left"/>
             <w:rPr>
-              <w:rFonts w:ascii="Arial" w:cs="Arial" w:eastAsia="Arial" w:hAnsi="Arial"/>
-              <w:b w:val="1"/>
-              <w:bCs w:val="1"/>
+              <w:rFonts w:ascii="Calibri" w:cs="Calibri" w:eastAsia="Calibri" w:hAnsi="Calibri"/>
+              <w:b w:val="0"/>
+              <w:bCs w:val="0"/>
               <w:i w:val="0"/>
               <w:iCs w:val="0"/>
               <w:smallCaps w:val="0"/>
               <w:strike w:val="0"/>
               <w:color w:val="000000"/>
-              <w:sz w:val="22"/>
-              <w:szCs w:val="22"/>
+              <w:sz w:val="24"/>
+              <w:szCs w:val="24"/>
               <w:u w:val="none"/>
               <w:shd w:fill="auto" w:val="clear"/>
               <w:vertAlign w:val="baseline"/>
             </w:rPr>
           </w:pPr>
-          <w:hyperlink w:anchor="_heading=h.1lq4k1nrfbs">
+          <w:hyperlink w:anchor="_heading=h.omr1ccesn3gr">
             <w:r>
               <w:rPr>
-                <w:rFonts w:ascii="Arial" w:cs="Arial" w:eastAsia="Arial" w:hAnsi="Arial"/>
                 <w:b w:val="1"/>
                 <w:bCs w:val="1"/>
-                <w:i w:val="0"/>
-                <w:iCs w:val="0"/>
-                <w:smallCaps w:val="0"/>
-                <w:strike w:val="0"/>
-                <w:color w:val="000000"/>
-                <w:sz w:val="22"/>
-                <w:szCs w:val="22"/>
-                <w:u w:val="none"/>
-                <w:shd w:fill="auto" w:val="clear"/>
-                <w:vertAlign w:val="baseline"/>
+                <w:i w:val="1"/>
+                <w:iCs w:val="1"/>
+                <w:sz w:val="20"/>
+                <w:szCs w:val="20"/>
                 <w:rtl w:val="0"/>
               </w:rPr>
-              <w:t xml:space="preserve">3. Limitaciones:</w:t>
-              <w:tab/>
-              <w:t xml:space="preserve">5</w:t>
+              <w:t xml:space="preserve">3.</w:t>
             </w:r>
           </w:hyperlink>
+          <w:hyperlink w:anchor="_heading=h.omr1ccesn3gr">
+            <w:r>
+              <w:rPr>
+                <w:b w:val="1"/>
+                <w:bCs w:val="1"/>
+                <w:i w:val="1"/>
+                <w:iCs w:val="1"/>
+                <w:sz w:val="20"/>
+                <w:szCs w:val="20"/>
+                <w:rtl w:val="0"/>
+              </w:rPr>
+              <w:tab/>
+            </w:r>
+          </w:hyperlink>
+          <w:r>
+            <w:fldChar w:fldCharType="begin"/>
+            <w:instrText xml:space="preserve"> PAGEREF _heading=h.omr1ccesn3gr \h </w:instrText>
+            <w:fldChar w:fldCharType="separate"/>
+          </w:r>
+          <w:r>
+            <w:rPr>
+              <w:b w:val="1"/>
+              <w:bCs w:val="1"/>
+              <w:i w:val="1"/>
+              <w:iCs w:val="1"/>
+              <w:sz w:val="20"/>
+              <w:szCs w:val="20"/>
+              <w:rtl w:val="0"/>
+            </w:rPr>
+            <w:t xml:space="preserve">Hitos del Proyecto</w:t>
+          </w:r>
+          <w:r>
+            <w:rPr>
+              <w:rFonts w:ascii="Calibri" w:cs="Calibri" w:eastAsia="Calibri" w:hAnsi="Calibri"/>
+              <w:b w:val="0"/>
+              <w:bCs w:val="0"/>
+              <w:i w:val="0"/>
+              <w:iCs w:val="0"/>
+              <w:smallCaps w:val="1"/>
+              <w:strike w:val="0"/>
+              <w:color w:val="000000"/>
+              <w:sz w:val="20"/>
+              <w:szCs w:val="20"/>
+              <w:u w:val="none"/>
+              <w:shd w:fill="auto" w:val="clear"/>
+              <w:vertAlign w:val="baseline"/>
+              <w:rtl w:val="0"/>
+            </w:rPr>
+            <w:tab/>
+          </w:r>
+          <w:r>
+            <w:fldChar w:fldCharType="end"/>
+          </w:r>
+          <w:r>
+            <w:rPr>
+              <w:sz w:val="24"/>
+              <w:szCs w:val="24"/>
+              <w:rtl w:val="0"/>
+            </w:rPr>
+            <w:t xml:space="preserve">6</w:t>
+          </w:r>
           <w:r>
             <w:rPr>
               <w:rtl w:val="0"/>
@@ -848,13 +1421,110 @@
         </w:p>
         <w:p>
           <w:pPr>
-            <w:widowControl w:val="0"/>
+            <w:keepNext w:val="0"/>
+            <w:keepLines w:val="0"/>
+            <w:pageBreakBefore w:val="0"/>
+            <w:widowControl w:val="1"/>
+            <w:pBdr>
+              <w:top w:space="0" w:sz="0" w:val="nil"/>
+              <w:left w:space="0" w:sz="0" w:val="nil"/>
+              <w:bottom w:space="0" w:sz="0" w:val="nil"/>
+              <w:right w:space="0" w:sz="0" w:val="nil"/>
+              <w:between w:space="0" w:sz="0" w:val="nil"/>
+            </w:pBdr>
+            <w:shd w:fill="auto" w:val="clear"/>
             <w:tabs>
-              <w:tab w:val="right" w:leader="none" w:pos="12000"/>
+              <w:tab w:val="left" w:leader="none" w:pos="440"/>
+              <w:tab w:val="right" w:leader="none" w:pos="8828"/>
             </w:tabs>
-            <w:spacing w:after="0" w:before="60" w:line="240" w:lineRule="auto"/>
+            <w:spacing w:after="120" w:before="120" w:line="276" w:lineRule="auto"/>
+            <w:ind w:left="0" w:right="0" w:firstLine="0"/>
+            <w:jc w:val="left"/>
             <w:rPr>
-              <w:rFonts w:ascii="Arial" w:cs="Arial" w:eastAsia="Arial" w:hAnsi="Arial"/>
+              <w:rFonts w:ascii="Calibri" w:cs="Calibri" w:eastAsia="Calibri" w:hAnsi="Calibri"/>
+              <w:b w:val="0"/>
+              <w:bCs w:val="0"/>
+              <w:i w:val="0"/>
+              <w:iCs w:val="0"/>
+              <w:smallCaps w:val="0"/>
+              <w:strike w:val="0"/>
+              <w:color w:val="000000"/>
+              <w:sz w:val="24"/>
+              <w:szCs w:val="24"/>
+              <w:u w:val="none"/>
+              <w:shd w:fill="auto" w:val="clear"/>
+              <w:vertAlign w:val="baseline"/>
+            </w:rPr>
+          </w:pPr>
+          <w:hyperlink w:anchor="_heading=h.12j6dpr382gu">
+            <w:r>
+              <w:rPr>
+                <w:rFonts w:ascii="Calibri" w:cs="Calibri" w:eastAsia="Calibri" w:hAnsi="Calibri"/>
+                <w:b w:val="1"/>
+                <w:bCs w:val="1"/>
+                <w:i w:val="1"/>
+                <w:iCs w:val="1"/>
+                <w:smallCaps w:val="0"/>
+                <w:strike w:val="0"/>
+                <w:color w:val="000000"/>
+                <w:sz w:val="20"/>
+                <w:szCs w:val="20"/>
+                <w:u w:val="none"/>
+                <w:shd w:fill="auto" w:val="clear"/>
+                <w:vertAlign w:val="baseline"/>
+                <w:rtl w:val="0"/>
+              </w:rPr>
+              <w:t xml:space="preserve">4.</w:t>
+            </w:r>
+          </w:hyperlink>
+          <w:hyperlink w:anchor="_heading=h.12j6dpr382gu">
+            <w:r>
+              <w:rPr>
+                <w:rFonts w:ascii="Calibri" w:cs="Calibri" w:eastAsia="Calibri" w:hAnsi="Calibri"/>
+                <w:b w:val="0"/>
+                <w:bCs w:val="0"/>
+                <w:i w:val="0"/>
+                <w:iCs w:val="0"/>
+                <w:smallCaps w:val="0"/>
+                <w:strike w:val="0"/>
+                <w:color w:val="000000"/>
+                <w:sz w:val="24"/>
+                <w:szCs w:val="24"/>
+                <w:u w:val="none"/>
+                <w:shd w:fill="auto" w:val="clear"/>
+                <w:vertAlign w:val="baseline"/>
+                <w:rtl w:val="0"/>
+              </w:rPr>
+              <w:tab/>
+            </w:r>
+          </w:hyperlink>
+          <w:r>
+            <w:fldChar w:fldCharType="begin"/>
+            <w:instrText xml:space="preserve"> PAGEREF _heading=h.12j6dpr382gu \h </w:instrText>
+            <w:fldChar w:fldCharType="separate"/>
+          </w:r>
+          <w:r>
+            <w:rPr>
+              <w:rFonts w:ascii="Calibri" w:cs="Calibri" w:eastAsia="Calibri" w:hAnsi="Calibri"/>
+              <w:b w:val="1"/>
+              <w:bCs w:val="1"/>
+              <w:i w:val="1"/>
+              <w:iCs w:val="1"/>
+              <w:smallCaps w:val="0"/>
+              <w:strike w:val="0"/>
+              <w:color w:val="000000"/>
+              <w:sz w:val="20"/>
+              <w:szCs w:val="20"/>
+              <w:u w:val="none"/>
+              <w:shd w:fill="auto" w:val="clear"/>
+              <w:vertAlign w:val="baseline"/>
+              <w:rtl w:val="0"/>
+            </w:rPr>
+            <w:t xml:space="preserve">LIMITACIONES:</w:t>
+          </w:r>
+          <w:r>
+            <w:rPr>
+              <w:rFonts w:ascii="Calibri" w:cs="Calibri" w:eastAsia="Calibri" w:hAnsi="Calibri"/>
               <w:b w:val="1"/>
               <w:bCs w:val="1"/>
               <w:i w:val="0"/>
@@ -862,36 +1532,26 @@
               <w:smallCaps w:val="0"/>
               <w:strike w:val="0"/>
               <w:color w:val="000000"/>
-              <w:sz w:val="22"/>
-              <w:szCs w:val="22"/>
+              <w:sz w:val="20"/>
+              <w:szCs w:val="20"/>
               <w:u w:val="none"/>
               <w:shd w:fill="auto" w:val="clear"/>
               <w:vertAlign w:val="baseline"/>
+              <w:rtl w:val="0"/>
             </w:rPr>
-          </w:pPr>
-          <w:hyperlink w:anchor="_heading=h.s2yvczeow194">
-            <w:r>
-              <w:rPr>
-                <w:rFonts w:ascii="Calibri" w:cs="Calibri" w:eastAsia="Calibri" w:hAnsi="Calibri"/>
-                <w:b w:val="1"/>
-                <w:bCs w:val="1"/>
-                <w:i w:val="0"/>
-                <w:iCs w:val="0"/>
-                <w:smallCaps w:val="0"/>
-                <w:strike w:val="0"/>
-                <w:color w:val="000000"/>
-                <w:sz w:val="22"/>
-                <w:szCs w:val="22"/>
-                <w:u w:val="none"/>
-                <w:shd w:fill="auto" w:val="clear"/>
-                <w:vertAlign w:val="baseline"/>
-                <w:rtl w:val="0"/>
-              </w:rPr>
-              <w:t xml:space="preserve">4. Limitaciones:</w:t>
-              <w:tab/>
-              <w:t xml:space="preserve">5</w:t>
-            </w:r>
-          </w:hyperlink>
+            <w:tab/>
+          </w:r>
+          <w:r>
+            <w:fldChar w:fldCharType="end"/>
+          </w:r>
+          <w:r>
+            <w:rPr>
+              <w:sz w:val="24"/>
+              <w:szCs w:val="24"/>
+              <w:rtl w:val="0"/>
+            </w:rPr>
+            <w:t xml:space="preserve">7</w:t>
+          </w:r>
           <w:r>
             <w:rPr>
               <w:rtl w:val="0"/>
@@ -900,13 +1560,110 @@
         </w:p>
         <w:p>
           <w:pPr>
-            <w:widowControl w:val="0"/>
+            <w:keepNext w:val="0"/>
+            <w:keepLines w:val="0"/>
+            <w:pageBreakBefore w:val="0"/>
+            <w:widowControl w:val="1"/>
+            <w:pBdr>
+              <w:top w:space="0" w:sz="0" w:val="nil"/>
+              <w:left w:space="0" w:sz="0" w:val="nil"/>
+              <w:bottom w:space="0" w:sz="0" w:val="nil"/>
+              <w:right w:space="0" w:sz="0" w:val="nil"/>
+              <w:between w:space="0" w:sz="0" w:val="nil"/>
+            </w:pBdr>
+            <w:shd w:fill="auto" w:val="clear"/>
             <w:tabs>
-              <w:tab w:val="right" w:leader="none" w:pos="12000"/>
+              <w:tab w:val="left" w:leader="none" w:pos="440"/>
+              <w:tab w:val="right" w:leader="none" w:pos="8828"/>
             </w:tabs>
-            <w:spacing w:after="0" w:before="60" w:line="240" w:lineRule="auto"/>
+            <w:spacing w:after="120" w:before="120" w:line="276" w:lineRule="auto"/>
+            <w:ind w:left="0" w:right="0" w:firstLine="0"/>
+            <w:jc w:val="left"/>
             <w:rPr>
-              <w:rFonts w:ascii="Arial" w:cs="Arial" w:eastAsia="Arial" w:hAnsi="Arial"/>
+              <w:rFonts w:ascii="Calibri" w:cs="Calibri" w:eastAsia="Calibri" w:hAnsi="Calibri"/>
+              <w:b w:val="0"/>
+              <w:bCs w:val="0"/>
+              <w:i w:val="0"/>
+              <w:iCs w:val="0"/>
+              <w:smallCaps w:val="0"/>
+              <w:strike w:val="0"/>
+              <w:color w:val="000000"/>
+              <w:sz w:val="24"/>
+              <w:szCs w:val="24"/>
+              <w:u w:val="none"/>
+              <w:shd w:fill="auto" w:val="clear"/>
+              <w:vertAlign w:val="baseline"/>
+            </w:rPr>
+          </w:pPr>
+          <w:hyperlink w:anchor="_heading=h.57pk49q5ckuw">
+            <w:r>
+              <w:rPr>
+                <w:rFonts w:ascii="Calibri" w:cs="Calibri" w:eastAsia="Calibri" w:hAnsi="Calibri"/>
+                <w:b w:val="1"/>
+                <w:bCs w:val="1"/>
+                <w:i w:val="1"/>
+                <w:iCs w:val="1"/>
+                <w:smallCaps w:val="0"/>
+                <w:strike w:val="0"/>
+                <w:color w:val="000000"/>
+                <w:sz w:val="20"/>
+                <w:szCs w:val="20"/>
+                <w:u w:val="none"/>
+                <w:shd w:fill="auto" w:val="clear"/>
+                <w:vertAlign w:val="baseline"/>
+                <w:rtl w:val="0"/>
+              </w:rPr>
+              <w:t xml:space="preserve">5.</w:t>
+            </w:r>
+          </w:hyperlink>
+          <w:hyperlink w:anchor="_heading=h.57pk49q5ckuw">
+            <w:r>
+              <w:rPr>
+                <w:rFonts w:ascii="Calibri" w:cs="Calibri" w:eastAsia="Calibri" w:hAnsi="Calibri"/>
+                <w:b w:val="0"/>
+                <w:bCs w:val="0"/>
+                <w:i w:val="0"/>
+                <w:iCs w:val="0"/>
+                <w:smallCaps w:val="0"/>
+                <w:strike w:val="0"/>
+                <w:color w:val="000000"/>
+                <w:sz w:val="24"/>
+                <w:szCs w:val="24"/>
+                <w:u w:val="none"/>
+                <w:shd w:fill="auto" w:val="clear"/>
+                <w:vertAlign w:val="baseline"/>
+                <w:rtl w:val="0"/>
+              </w:rPr>
+              <w:tab/>
+            </w:r>
+          </w:hyperlink>
+          <w:r>
+            <w:fldChar w:fldCharType="begin"/>
+            <w:instrText xml:space="preserve"> PAGEREF _heading=h.57pk49q5ckuw \h </w:instrText>
+            <w:fldChar w:fldCharType="separate"/>
+          </w:r>
+          <w:r>
+            <w:rPr>
+              <w:rFonts w:ascii="Calibri" w:cs="Calibri" w:eastAsia="Calibri" w:hAnsi="Calibri"/>
+              <w:b w:val="1"/>
+              <w:bCs w:val="1"/>
+              <w:i w:val="1"/>
+              <w:iCs w:val="1"/>
+              <w:smallCaps w:val="0"/>
+              <w:strike w:val="0"/>
+              <w:color w:val="000000"/>
+              <w:sz w:val="20"/>
+              <w:szCs w:val="20"/>
+              <w:u w:val="none"/>
+              <w:shd w:fill="auto" w:val="clear"/>
+              <w:vertAlign w:val="baseline"/>
+              <w:rtl w:val="0"/>
+            </w:rPr>
+            <w:t xml:space="preserve">ANEXOS</w:t>
+          </w:r>
+          <w:r>
+            <w:rPr>
+              <w:rFonts w:ascii="Calibri" w:cs="Calibri" w:eastAsia="Calibri" w:hAnsi="Calibri"/>
               <w:b w:val="1"/>
               <w:bCs w:val="1"/>
               <w:i w:val="0"/>
@@ -914,36 +1671,19 @@
               <w:smallCaps w:val="0"/>
               <w:strike w:val="0"/>
               <w:color w:val="000000"/>
-              <w:sz w:val="22"/>
-              <w:szCs w:val="22"/>
+              <w:sz w:val="20"/>
+              <w:szCs w:val="20"/>
               <w:u w:val="none"/>
               <w:shd w:fill="auto" w:val="clear"/>
               <w:vertAlign w:val="baseline"/>
+              <w:rtl w:val="0"/>
             </w:rPr>
-          </w:pPr>
-          <w:hyperlink w:anchor="_heading=h.nju4ddcl9ab4">
-            <w:r>
-              <w:rPr>
-                <w:rFonts w:ascii="Calibri" w:cs="Calibri" w:eastAsia="Calibri" w:hAnsi="Calibri"/>
-                <w:b w:val="1"/>
-                <w:bCs w:val="1"/>
-                <w:i w:val="0"/>
-                <w:iCs w:val="0"/>
-                <w:smallCaps w:val="0"/>
-                <w:strike w:val="0"/>
-                <w:color w:val="000000"/>
-                <w:sz w:val="22"/>
-                <w:szCs w:val="22"/>
-                <w:u w:val="none"/>
-                <w:shd w:fill="auto" w:val="clear"/>
-                <w:vertAlign w:val="baseline"/>
-                <w:rtl w:val="0"/>
-              </w:rPr>
-              <w:t xml:space="preserve">5. Anexos</w:t>
-              <w:tab/>
-              <w:t xml:space="preserve">5</w:t>
-            </w:r>
-          </w:hyperlink>
+            <w:tab/>
+            <w:t xml:space="preserve">6</w:t>
+          </w:r>
+          <w:r>
+            <w:fldChar w:fldCharType="end"/>
+          </w:r>
           <w:r>
             <w:rPr>
               <w:rtl w:val="0"/>
@@ -952,14 +1692,27 @@
         </w:p>
         <w:p>
           <w:pPr>
-            <w:widowControl w:val="0"/>
+            <w:keepNext w:val="0"/>
+            <w:keepLines w:val="0"/>
+            <w:pageBreakBefore w:val="0"/>
+            <w:widowControl w:val="1"/>
+            <w:pBdr>
+              <w:top w:space="0" w:sz="0" w:val="nil"/>
+              <w:left w:space="0" w:sz="0" w:val="nil"/>
+              <w:bottom w:space="0" w:sz="0" w:val="nil"/>
+              <w:right w:space="0" w:sz="0" w:val="nil"/>
+              <w:between w:space="0" w:sz="0" w:val="nil"/>
+            </w:pBdr>
+            <w:shd w:fill="auto" w:val="clear"/>
             <w:tabs>
-              <w:tab w:val="right" w:leader="none" w:pos="12000"/>
+              <w:tab w:val="left" w:leader="none" w:pos="880"/>
+              <w:tab w:val="right" w:leader="none" w:pos="8828"/>
             </w:tabs>
-            <w:spacing w:after="0" w:before="60" w:line="240" w:lineRule="auto"/>
-            <w:ind w:left="360" w:firstLine="0"/>
+            <w:spacing w:after="0" w:before="0" w:line="276" w:lineRule="auto"/>
+            <w:ind w:left="220" w:right="0" w:firstLine="0"/>
+            <w:jc w:val="left"/>
             <w:rPr>
-              <w:rFonts w:ascii="Arial" w:cs="Arial" w:eastAsia="Arial" w:hAnsi="Arial"/>
+              <w:rFonts w:ascii="Calibri" w:cs="Calibri" w:eastAsia="Calibri" w:hAnsi="Calibri"/>
               <w:b w:val="0"/>
               <w:bCs w:val="0"/>
               <w:i w:val="0"/>
@@ -967,14 +1720,35 @@
               <w:smallCaps w:val="0"/>
               <w:strike w:val="0"/>
               <w:color w:val="000000"/>
-              <w:sz w:val="22"/>
-              <w:szCs w:val="22"/>
+              <w:sz w:val="24"/>
+              <w:szCs w:val="24"/>
               <w:u w:val="none"/>
               <w:shd w:fill="auto" w:val="clear"/>
               <w:vertAlign w:val="baseline"/>
             </w:rPr>
           </w:pPr>
-          <w:hyperlink w:anchor="_heading=h.v9il4136kd8q">
+          <w:hyperlink w:anchor="_heading=h.y49qlwlt5eim">
+            <w:r>
+              <w:rPr>
+                <w:rFonts w:ascii="Calibri" w:cs="Calibri" w:eastAsia="Calibri" w:hAnsi="Calibri"/>
+                <w:b w:val="0"/>
+                <w:bCs w:val="0"/>
+                <w:i w:val="1"/>
+                <w:iCs w:val="1"/>
+                <w:smallCaps w:val="1"/>
+                <w:strike w:val="0"/>
+                <w:color w:val="000000"/>
+                <w:sz w:val="20"/>
+                <w:szCs w:val="20"/>
+                <w:u w:val="none"/>
+                <w:shd w:fill="auto" w:val="clear"/>
+                <w:vertAlign w:val="baseline"/>
+                <w:rtl w:val="0"/>
+              </w:rPr>
+              <w:t xml:space="preserve">5.1.</w:t>
+            </w:r>
+          </w:hyperlink>
+          <w:hyperlink w:anchor="_heading=h.y49qlwlt5eim">
             <w:r>
               <w:rPr>
                 <w:rFonts w:ascii="Calibri" w:cs="Calibri" w:eastAsia="Calibri" w:hAnsi="Calibri"/>
@@ -985,18 +1759,73 @@
                 <w:smallCaps w:val="0"/>
                 <w:strike w:val="0"/>
                 <w:color w:val="000000"/>
-                <w:sz w:val="22"/>
-                <w:szCs w:val="22"/>
+                <w:sz w:val="24"/>
+                <w:szCs w:val="24"/>
                 <w:u w:val="none"/>
                 <w:shd w:fill="auto" w:val="clear"/>
                 <w:vertAlign w:val="baseline"/>
                 <w:rtl w:val="0"/>
               </w:rPr>
-              <w:t xml:space="preserve">5.1. Acta de Proyecto</w:t>
               <w:tab/>
-              <w:t xml:space="preserve">5</w:t>
             </w:r>
           </w:hyperlink>
+          <w:r>
+            <w:fldChar w:fldCharType="begin"/>
+            <w:instrText xml:space="preserve"> PAGEREF _heading=h.y49qlwlt5eim \h </w:instrText>
+            <w:fldChar w:fldCharType="separate"/>
+          </w:r>
+          <w:r>
+            <w:rPr>
+              <w:rFonts w:ascii="Calibri" w:cs="Calibri" w:eastAsia="Calibri" w:hAnsi="Calibri"/>
+              <w:b w:val="0"/>
+              <w:bCs w:val="0"/>
+              <w:i w:val="1"/>
+              <w:iCs w:val="1"/>
+              <w:smallCaps w:val="1"/>
+              <w:strike w:val="0"/>
+              <w:color w:val="000000"/>
+              <w:sz w:val="20"/>
+              <w:szCs w:val="20"/>
+              <w:u w:val="none"/>
+              <w:shd w:fill="auto" w:val="clear"/>
+              <w:vertAlign w:val="baseline"/>
+              <w:rtl w:val="0"/>
+            </w:rPr>
+            <w:t xml:space="preserve">Carta Gantt</w:t>
+          </w:r>
+          <w:r>
+            <w:rPr>
+              <w:rFonts w:ascii="Calibri" w:cs="Calibri" w:eastAsia="Calibri" w:hAnsi="Calibri"/>
+              <w:b w:val="0"/>
+              <w:bCs w:val="0"/>
+              <w:i w:val="0"/>
+              <w:iCs w:val="0"/>
+              <w:smallCaps w:val="1"/>
+              <w:strike w:val="0"/>
+              <w:color w:val="000000"/>
+              <w:sz w:val="20"/>
+              <w:szCs w:val="20"/>
+              <w:u w:val="none"/>
+              <w:shd w:fill="auto" w:val="clear"/>
+              <w:vertAlign w:val="baseline"/>
+              <w:rtl w:val="0"/>
+            </w:rPr>
+            <w:tab/>
+            <w:t xml:space="preserve">6</w:t>
+          </w:r>
+          <w:r>
+            <w:fldChar w:fldCharType="end"/>
+          </w:r>
+          <w:r>
+            <w:rPr>
+              <w:rtl w:val="0"/>
+            </w:rPr>
+          </w:r>
+        </w:p>
+        <w:p>
+          <w:pPr>
+            <w:rPr/>
+          </w:pPr>
           <w:r>
             <w:rPr>
               <w:rtl w:val="0"/>
@@ -1018,8 +1847,6 @@
           <w:szCs w:val="28"/>
         </w:rPr>
       </w:pPr>
-      <w:bookmarkStart w:colFirst="0" w:colLast="0" w:name="_heading=h.z0w0zuewtwkr" w:id="3"/>
-      <w:bookmarkEnd w:id="3"/>
       <w:r>
         <w:rPr>
           <w:rtl w:val="0"/>
@@ -1030,8 +1857,6 @@
       <w:pPr>
         <w:keepNext w:val="1"/>
         <w:keepLines w:val="1"/>
-        <w:pageBreakBefore w:val="0"/>
-        <w:widowControl w:val="1"/>
         <w:pBdr>
           <w:top w:space="0" w:sz="0" w:val="nil"/>
           <w:left w:space="0" w:sz="0" w:val="nil"/>
@@ -1039,31 +1864,22 @@
           <w:right w:space="0" w:sz="0" w:val="nil"/>
           <w:between w:space="0" w:sz="0" w:val="nil"/>
         </w:pBdr>
-        <w:shd w:fill="auto" w:val="clear"/>
-        <w:spacing w:after="0" w:before="480" w:line="276" w:lineRule="auto"/>
-        <w:ind w:left="0" w:right="0" w:firstLine="0"/>
-        <w:jc w:val="left"/>
+        <w:spacing w:after="0" w:before="480" w:lineRule="auto"/>
         <w:rPr>
           <w:rFonts w:ascii="Arial" w:cs="Arial" w:eastAsia="Arial" w:hAnsi="Arial"/>
           <w:sz w:val="20"/>
           <w:szCs w:val="20"/>
         </w:rPr>
       </w:pPr>
-      <w:bookmarkStart w:colFirst="0" w:colLast="0" w:name="_heading=h.od6py0wztvml" w:id="4"/>
-      <w:bookmarkEnd w:id="4"/>
-      <w:r>
-        <w:rPr>
-          <w:rFonts w:ascii="Arial" w:cs="Arial" w:eastAsia="Arial" w:hAnsi="Arial"/>
-          <w:b w:val="1"/>
-          <w:bCs w:val="1"/>
-          <w:i w:val="0"/>
-          <w:iCs w:val="0"/>
-          <w:smallCaps w:val="0"/>
-          <w:strike w:val="0"/>
+      <w:bookmarkStart w:colFirst="0" w:colLast="0" w:name="_heading=h.od6py0wztvml" w:id="3"/>
+      <w:bookmarkEnd w:id="3"/>
+      <w:r>
+        <w:rPr>
+          <w:rFonts w:ascii="Arial" w:cs="Arial" w:eastAsia="Arial" w:hAnsi="Arial"/>
+          <w:b w:val="1"/>
+          <w:bCs w:val="1"/>
           <w:sz w:val="28"/>
           <w:szCs w:val="28"/>
-          <w:shd w:fill="auto" w:val="clear"/>
-          <w:vertAlign w:val="baseline"/>
           <w:rtl w:val="0"/>
         </w:rPr>
         <w:t xml:space="preserve">Ficha del documento</w:t>
@@ -1319,6 +2135,19 @@
           </w:tcPr>
           <w:p>
             <w:pPr>
+              <w:keepNext w:val="0"/>
+              <w:keepLines w:val="0"/>
+              <w:widowControl w:val="1"/>
+              <w:pBdr>
+                <w:top w:space="0" w:sz="0" w:val="nil"/>
+                <w:left w:space="0" w:sz="0" w:val="nil"/>
+                <w:bottom w:space="0" w:sz="0" w:val="nil"/>
+                <w:right w:space="0" w:sz="0" w:val="nil"/>
+                <w:between w:space="0" w:sz="0" w:val="nil"/>
+              </w:pBdr>
+              <w:shd w:fill="auto" w:val="clear"/>
+              <w:spacing w:after="0" w:before="0" w:line="240" w:lineRule="auto"/>
+              <w:ind w:left="0" w:right="0" w:firstLine="0"/>
               <w:jc w:val="center"/>
               <w:rPr>
                 <w:rFonts w:ascii="Arial" w:cs="Arial" w:eastAsia="Arial" w:hAnsi="Arial"/>
@@ -1326,8 +2155,10 @@
             </w:pPr>
             <w:r>
               <w:rPr>
+                <w:rFonts w:ascii="Arial" w:cs="Arial" w:eastAsia="Arial" w:hAnsi="Arial"/>
                 <w:rtl w:val="0"/>
               </w:rPr>
+              <w:t xml:space="preserve">07/10/2026</w:t>
             </w:r>
           </w:p>
         </w:tc>
@@ -1337,6 +2168,19 @@
           </w:tcPr>
           <w:p>
             <w:pPr>
+              <w:keepNext w:val="0"/>
+              <w:keepLines w:val="0"/>
+              <w:widowControl w:val="1"/>
+              <w:pBdr>
+                <w:top w:space="0" w:sz="0" w:val="nil"/>
+                <w:left w:space="0" w:sz="0" w:val="nil"/>
+                <w:bottom w:space="0" w:sz="0" w:val="nil"/>
+                <w:right w:space="0" w:sz="0" w:val="nil"/>
+                <w:between w:space="0" w:sz="0" w:val="nil"/>
+              </w:pBdr>
+              <w:shd w:fill="auto" w:val="clear"/>
+              <w:spacing w:after="0" w:before="0" w:line="240" w:lineRule="auto"/>
+              <w:ind w:left="0" w:right="0" w:firstLine="0"/>
               <w:jc w:val="center"/>
               <w:rPr>
                 <w:rFonts w:ascii="Arial" w:cs="Arial" w:eastAsia="Arial" w:hAnsi="Arial"/>
@@ -1344,8 +2188,10 @@
             </w:pPr>
             <w:r>
               <w:rPr>
+                <w:rFonts w:ascii="Arial" w:cs="Arial" w:eastAsia="Arial" w:hAnsi="Arial"/>
                 <w:rtl w:val="0"/>
               </w:rPr>
+              <w:t xml:space="preserve">1.1</w:t>
             </w:r>
           </w:p>
         </w:tc>
@@ -1355,6 +2201,19 @@
           </w:tcPr>
           <w:p>
             <w:pPr>
+              <w:keepNext w:val="0"/>
+              <w:keepLines w:val="0"/>
+              <w:widowControl w:val="1"/>
+              <w:pBdr>
+                <w:top w:space="0" w:sz="0" w:val="nil"/>
+                <w:left w:space="0" w:sz="0" w:val="nil"/>
+                <w:bottom w:space="0" w:sz="0" w:val="nil"/>
+                <w:right w:space="0" w:sz="0" w:val="nil"/>
+                <w:between w:space="0" w:sz="0" w:val="nil"/>
+              </w:pBdr>
+              <w:shd w:fill="auto" w:val="clear"/>
+              <w:spacing w:after="0" w:before="0" w:line="240" w:lineRule="auto"/>
+              <w:ind w:left="0" w:right="0" w:firstLine="0"/>
               <w:jc w:val="center"/>
               <w:rPr>
                 <w:rFonts w:ascii="Arial" w:cs="Arial" w:eastAsia="Arial" w:hAnsi="Arial"/>
@@ -1362,8 +2221,10 @@
             </w:pPr>
             <w:r>
               <w:rPr>
+                <w:rFonts w:ascii="Arial" w:cs="Arial" w:eastAsia="Arial" w:hAnsi="Arial"/>
                 <w:rtl w:val="0"/>
               </w:rPr>
+              <w:t xml:space="preserve">Gabriel Valencia</w:t>
             </w:r>
           </w:p>
         </w:tc>
@@ -1373,6 +2234,19 @@
           </w:tcPr>
           <w:p>
             <w:pPr>
+              <w:keepNext w:val="0"/>
+              <w:keepLines w:val="0"/>
+              <w:widowControl w:val="1"/>
+              <w:pBdr>
+                <w:top w:space="0" w:sz="0" w:val="nil"/>
+                <w:left w:space="0" w:sz="0" w:val="nil"/>
+                <w:bottom w:space="0" w:sz="0" w:val="nil"/>
+                <w:right w:space="0" w:sz="0" w:val="nil"/>
+                <w:between w:space="0" w:sz="0" w:val="nil"/>
+              </w:pBdr>
+              <w:shd w:fill="auto" w:val="clear"/>
+              <w:spacing w:after="0" w:before="0" w:line="240" w:lineRule="auto"/>
+              <w:ind w:left="0" w:right="0" w:firstLine="0"/>
               <w:jc w:val="center"/>
               <w:rPr>
                 <w:rFonts w:ascii="Arial" w:cs="Arial" w:eastAsia="Arial" w:hAnsi="Arial"/>
@@ -1380,8 +2254,10 @@
             </w:pPr>
             <w:r>
               <w:rPr>
+                <w:rFonts w:ascii="Arial" w:cs="Arial" w:eastAsia="Arial" w:hAnsi="Arial"/>
                 <w:rtl w:val="0"/>
               </w:rPr>
+              <w:t xml:space="preserve">Correcciones de la auditoría técnica (ver Cambios Realizados (AUDITORÍA CLAUDE))</w:t>
             </w:r>
           </w:p>
         </w:tc>
@@ -1834,25 +2710,22 @@
     <w:p>
       <w:pPr>
         <w:pStyle w:val="Heading1"/>
-        <w:keepNext w:val="1"/>
-        <w:keepLines w:val="1"/>
         <w:numPr>
           <w:ilvl w:val="0"/>
           <w:numId w:val="3"/>
         </w:numPr>
-        <w:spacing w:after="0" w:before="480" w:lineRule="auto"/>
         <w:ind w:left="720" w:hanging="360"/>
         <w:rPr>
-          <w:rFonts w:ascii="Arial" w:cs="Arial" w:eastAsia="Arial" w:hAnsi="Arial"/>
-          <w:color w:val="000000"/>
-        </w:rPr>
-      </w:pPr>
-      <w:bookmarkStart w:colFirst="0" w:colLast="0" w:name="_heading=h.ocjoj15pamy7" w:id="5"/>
-      <w:bookmarkEnd w:id="5"/>
-      <w:r>
-        <w:rPr>
-          <w:rFonts w:ascii="Arial" w:cs="Arial" w:eastAsia="Arial" w:hAnsi="Arial"/>
-          <w:color w:val="000000"/>
+          <w:i w:val="1"/>
+          <w:iCs w:val="1"/>
+        </w:rPr>
+      </w:pPr>
+      <w:bookmarkStart w:colFirst="0" w:colLast="0" w:name="_heading=h.tt54x6a7xhtn" w:id="4"/>
+      <w:bookmarkEnd w:id="4"/>
+      <w:r>
+        <w:rPr>
+          <w:i w:val="1"/>
+          <w:iCs w:val="1"/>
           <w:rtl w:val="0"/>
         </w:rPr>
         <w:t xml:space="preserve">Introducción</w:t>
@@ -1882,15 +2755,17 @@
         </w:numPr>
         <w:ind w:left="1440" w:hanging="360"/>
         <w:rPr>
-          <w:rFonts w:ascii="Arial" w:cs="Arial" w:eastAsia="Arial" w:hAnsi="Arial"/>
-        </w:rPr>
-      </w:pPr>
-      <w:bookmarkStart w:colFirst="0" w:colLast="0" w:name="_heading=h.23hng2yfwr9" w:id="6"/>
-      <w:bookmarkEnd w:id="6"/>
-      <w:r>
-        <w:rPr>
-          <w:rFonts w:ascii="Arial" w:cs="Arial" w:eastAsia="Arial" w:hAnsi="Arial"/>
-          <w:color w:val="000000"/>
+          <w:i w:val="1"/>
+          <w:iCs w:val="1"/>
+        </w:rPr>
+      </w:pPr>
+      <w:bookmarkStart w:colFirst="0" w:colLast="0" w:name="_heading=h.byq1hxufo9ku" w:id="5"/>
+      <w:bookmarkEnd w:id="5"/>
+      <w:r>
+        <w:rPr>
+          <w:i w:val="1"/>
+          <w:iCs w:val="1"/>
+          <w:color w:val="4f81bd"/>
           <w:rtl w:val="0"/>
         </w:rPr>
         <w:t xml:space="preserve">Propósito</w:t>
@@ -1920,15 +2795,17 @@
         </w:numPr>
         <w:ind w:left="1440" w:hanging="360"/>
         <w:rPr>
-          <w:rFonts w:ascii="Arial" w:cs="Arial" w:eastAsia="Arial" w:hAnsi="Arial"/>
-        </w:rPr>
-      </w:pPr>
-      <w:bookmarkStart w:colFirst="0" w:colLast="0" w:name="_heading=h.455zfgbu93cu" w:id="7"/>
-      <w:bookmarkEnd w:id="7"/>
-      <w:r>
-        <w:rPr>
-          <w:rFonts w:ascii="Arial" w:cs="Arial" w:eastAsia="Arial" w:hAnsi="Arial"/>
-          <w:color w:val="000000"/>
+          <w:i w:val="1"/>
+          <w:iCs w:val="1"/>
+        </w:rPr>
+      </w:pPr>
+      <w:bookmarkStart w:colFirst="0" w:colLast="0" w:name="_heading=h.wjugxaugrhm2" w:id="6"/>
+      <w:bookmarkEnd w:id="6"/>
+      <w:r>
+        <w:rPr>
+          <w:i w:val="1"/>
+          <w:iCs w:val="1"/>
+          <w:color w:val="4f81bd"/>
           <w:rtl w:val="0"/>
         </w:rPr>
         <w:t xml:space="preserve">Visión General del Documento</w:t>
@@ -1958,16 +2835,16 @@
         </w:numPr>
         <w:ind w:left="720" w:hanging="360"/>
         <w:rPr>
-          <w:rFonts w:ascii="Arial" w:cs="Arial" w:eastAsia="Arial" w:hAnsi="Arial"/>
-          <w:color w:val="000000"/>
-        </w:rPr>
-      </w:pPr>
-      <w:bookmarkStart w:colFirst="0" w:colLast="0" w:name="_heading=h.7pmiuzdw5977" w:id="8"/>
-      <w:bookmarkEnd w:id="8"/>
-      <w:r>
-        <w:rPr>
-          <w:rFonts w:ascii="Arial" w:cs="Arial" w:eastAsia="Arial" w:hAnsi="Arial"/>
-          <w:color w:val="000000"/>
+          <w:i w:val="1"/>
+          <w:iCs w:val="1"/>
+        </w:rPr>
+      </w:pPr>
+      <w:bookmarkStart w:colFirst="0" w:colLast="0" w:name="_heading=h.rdk1we7474ja" w:id="7"/>
+      <w:bookmarkEnd w:id="7"/>
+      <w:r>
+        <w:rPr>
+          <w:i w:val="1"/>
+          <w:iCs w:val="1"/>
           <w:rtl w:val="0"/>
         </w:rPr>
         <w:t xml:space="preserve">Requisitos específicos</w:t>
@@ -1980,6 +2857,7 @@
       </w:pPr>
       <w:r>
         <w:rPr>
+          <w:rFonts w:ascii="Arial" w:cs="Arial" w:eastAsia="Arial" w:hAnsi="Arial"/>
           <w:rtl w:val="0"/>
         </w:rPr>
         <w:t xml:space="preserve">Se detallan los requerimientos funcionales ordenados por módulos y los requerimientos no funcionales considerados para el desarrollo del proyecto.</w:t>
@@ -1999,15 +2877,17 @@
         </w:numPr>
         <w:ind w:left="1440" w:hanging="360"/>
         <w:rPr>
-          <w:rFonts w:ascii="Arial" w:cs="Arial" w:eastAsia="Arial" w:hAnsi="Arial"/>
-        </w:rPr>
-      </w:pPr>
-      <w:bookmarkStart w:colFirst="0" w:colLast="0" w:name="_heading=h.h53vbvhk55q" w:id="9"/>
-      <w:bookmarkEnd w:id="9"/>
-      <w:r>
-        <w:rPr>
-          <w:rFonts w:ascii="Arial" w:cs="Arial" w:eastAsia="Arial" w:hAnsi="Arial"/>
-          <w:color w:val="000000"/>
+          <w:i w:val="1"/>
+          <w:iCs w:val="1"/>
+        </w:rPr>
+      </w:pPr>
+      <w:bookmarkStart w:colFirst="0" w:colLast="0" w:name="_heading=h.avfu33phkyxl" w:id="8"/>
+      <w:bookmarkEnd w:id="8"/>
+      <w:r>
+        <w:rPr>
+          <w:i w:val="1"/>
+          <w:iCs w:val="1"/>
+          <w:color w:val="4f81bd"/>
           <w:rtl w:val="0"/>
         </w:rPr>
         <w:t xml:space="preserve">Requisitos Funcionales</w:t>
@@ -2019,7 +2899,7 @@
           <w:ilvl w:val="0"/>
           <w:numId w:val="1"/>
         </w:numPr>
-        <w:spacing w:after="0" w:afterAutospacing="0"/>
+        <w:spacing w:after="0" w:lineRule="auto"/>
         <w:ind w:left="2160" w:hanging="360"/>
         <w:rPr>
           <w:rFonts w:ascii="Arial" w:cs="Arial" w:eastAsia="Arial" w:hAnsi="Arial"/>
@@ -2047,7 +2927,7 @@
           <w:ilvl w:val="1"/>
           <w:numId w:val="1"/>
         </w:numPr>
-        <w:spacing w:after="0" w:afterAutospacing="0"/>
+        <w:spacing w:after="0" w:lineRule="auto"/>
         <w:ind w:left="2880" w:hanging="360"/>
         <w:rPr>
           <w:rFonts w:ascii="Arial" w:cs="Arial" w:eastAsia="Arial" w:hAnsi="Arial"/>
@@ -2070,6 +2950,11 @@
           <w:rtl w:val="0"/>
         </w:rPr>
         <w:t xml:space="preserve">: El sistema debe permitir crear una cuenta al usuario</w:t>
+      </w:r>
+      <w:r>
+        <w:rPr>
+          <w:rtl w:val="0"/>
+        </w:rPr>
       </w:r>
     </w:p>
     <w:p>
@@ -2078,7 +2963,7 @@
           <w:ilvl w:val="1"/>
           <w:numId w:val="1"/>
         </w:numPr>
-        <w:spacing w:after="0" w:afterAutospacing="0"/>
+        <w:spacing w:after="0" w:lineRule="auto"/>
         <w:ind w:left="2880" w:hanging="360"/>
         <w:rPr>
           <w:rFonts w:ascii="Arial" w:cs="Arial" w:eastAsia="Arial" w:hAnsi="Arial"/>
@@ -2101,6 +2986,11 @@
           <w:rtl w:val="0"/>
         </w:rPr>
         <w:t xml:space="preserve">El sistema debe permitir iniciar sesión al usuario con sus credenciales</w:t>
+      </w:r>
+      <w:r>
+        <w:rPr>
+          <w:rtl w:val="0"/>
+        </w:rPr>
       </w:r>
     </w:p>
     <w:p>
@@ -2109,7 +2999,7 @@
           <w:ilvl w:val="1"/>
           <w:numId w:val="1"/>
         </w:numPr>
-        <w:spacing w:after="0" w:afterAutospacing="0"/>
+        <w:spacing w:after="0" w:lineRule="auto"/>
         <w:ind w:left="2880" w:hanging="360"/>
         <w:rPr>
           <w:rFonts w:ascii="Arial" w:cs="Arial" w:eastAsia="Arial" w:hAnsi="Arial"/>
@@ -2124,14 +3014,14 @@
           <w:bCs w:val="1"/>
           <w:rtl w:val="0"/>
         </w:rPr>
-        <w:t xml:space="preserve">RF3: </w:t>
-      </w:r>
-      <w:r>
-        <w:rPr>
-          <w:rFonts w:ascii="Arial" w:cs="Arial" w:eastAsia="Arial" w:hAnsi="Arial"/>
-          <w:rtl w:val="0"/>
-        </w:rPr>
-        <w:t xml:space="preserve">El sistema debe poder modificar las credenciales de los usuarios y empleados desde la página web / escritorio / móvil</w:t>
+        <w:t xml:space="preserve">RF3:</w:t>
+      </w:r>
+      <w:r>
+        <w:rPr>
+          <w:rFonts w:ascii="Arial" w:cs="Arial" w:eastAsia="Arial" w:hAnsi="Arial"/>
+          <w:rtl w:val="0"/>
+        </w:rPr>
+        <w:t xml:space="preserve"> El sistema debe permitir modificar las credenciales (correo y contraseña) de los usuarios y del personal de soporte desde la página web / escritorio / móvil, previa verificación de identidad.</w:t>
       </w:r>
     </w:p>
     <w:p>
@@ -2140,7 +3030,7 @@
           <w:ilvl w:val="1"/>
           <w:numId w:val="1"/>
         </w:numPr>
-        <w:spacing w:after="0" w:afterAutospacing="0"/>
+        <w:spacing w:after="0" w:lineRule="auto"/>
         <w:ind w:left="2880" w:hanging="360"/>
         <w:rPr>
           <w:rFonts w:ascii="Arial" w:cs="Arial" w:eastAsia="Arial" w:hAnsi="Arial"/>
@@ -2162,7 +3052,12 @@
           <w:rFonts w:ascii="Arial" w:cs="Arial" w:eastAsia="Arial" w:hAnsi="Arial"/>
           <w:rtl w:val="0"/>
         </w:rPr>
-        <w:t xml:space="preserve">El sistema debe modificar las especificaciones y finalidad del usuario (médico, urbano, emergencias y adulto mayor)</w:t>
+        <w:t xml:space="preserve">El sistema debe modificar las especificaciones y finalidad del usuario (Urbano, Medico, Emergencias y Adulto mayor)</w:t>
+      </w:r>
+      <w:r>
+        <w:rPr>
+          <w:rtl w:val="0"/>
+        </w:rPr>
       </w:r>
     </w:p>
     <w:p>
@@ -2171,7 +3066,7 @@
           <w:ilvl w:val="1"/>
           <w:numId w:val="1"/>
         </w:numPr>
-        <w:spacing w:after="0" w:afterAutospacing="0"/>
+        <w:spacing w:after="0" w:lineRule="auto"/>
         <w:ind w:left="2880" w:hanging="360"/>
         <w:rPr>
           <w:rFonts w:ascii="Arial" w:cs="Arial" w:eastAsia="Arial" w:hAnsi="Arial"/>
@@ -2193,7 +3088,7 @@
           <w:rFonts w:ascii="Arial" w:cs="Arial" w:eastAsia="Arial" w:hAnsi="Arial"/>
           <w:rtl w:val="0"/>
         </w:rPr>
-        <w:t xml:space="preserve">El sistema debe poder personalizarse a gusto del usuario considerando el formato de activación en segundo plano.</w:t>
+        <w:t xml:space="preserve">El sistema debe permitir al usuario configurar el método de activación del SOS según su tipo de usuario. Para personas mayores o usuarios con acceso limitado, la configuración predeterminada requiere mantener pulsado el botón SOS durante 5 segundos. La activación con la aplicación en segundo plano o cerrada (acceso directo, widget o botón físico) se implementará solo donde el sistema operativo lo permita sin código nativo adicional y se clasifica como Could Have (prioridad pendiente de confirmación). El valor para el resto de perfiles queda pendiente de confirmar.</w:t>
       </w:r>
     </w:p>
     <w:p>
@@ -2202,7 +3097,7 @@
           <w:ilvl w:val="1"/>
           <w:numId w:val="1"/>
         </w:numPr>
-        <w:spacing w:after="0" w:afterAutospacing="0"/>
+        <w:spacing w:after="0" w:lineRule="auto"/>
         <w:ind w:left="2880" w:hanging="360"/>
         <w:rPr>
           <w:rFonts w:ascii="Arial" w:cs="Arial" w:eastAsia="Arial" w:hAnsi="Arial"/>
@@ -2225,6 +3120,11 @@
           <w:rtl w:val="0"/>
         </w:rPr>
         <w:t xml:space="preserve">El sistema debe tener al menos 1 contacto de emergencia ingresado dentro de un usuario/cuenta para su correcto uso.</w:t>
+      </w:r>
+      <w:r>
+        <w:rPr>
+          <w:rtl w:val="0"/>
+        </w:rPr>
       </w:r>
     </w:p>
     <w:p>
@@ -2233,7 +3133,7 @@
           <w:ilvl w:val="1"/>
           <w:numId w:val="1"/>
         </w:numPr>
-        <w:spacing w:after="0" w:afterAutospacing="0"/>
+        <w:spacing w:after="0" w:lineRule="auto"/>
         <w:ind w:left="2880" w:hanging="360"/>
         <w:rPr>
           <w:rFonts w:ascii="Arial" w:cs="Arial" w:eastAsia="Arial" w:hAnsi="Arial"/>
@@ -2255,7 +3155,7 @@
           <w:rFonts w:ascii="Arial" w:cs="Arial" w:eastAsia="Arial" w:hAnsi="Arial"/>
           <w:rtl w:val="0"/>
         </w:rPr>
-        <w:t xml:space="preserve">El sistema debe tener un límite de 5 contactos de emergencia por cuenta, considerando también cuentas apadrinadas.</w:t>
+        <w:t xml:space="preserve">El sistema debe permitir un máximo de 5 contactos de emergencia por usuario: la cuenta principal y cada usuario apadrinado administran su propio límite de 5 contactos. El límite se valida en el backend (CA-03.2).</w:t>
       </w:r>
     </w:p>
     <w:p>
@@ -2264,7 +3164,7 @@
           <w:ilvl w:val="1"/>
           <w:numId w:val="1"/>
         </w:numPr>
-        <w:spacing w:after="0" w:afterAutospacing="0"/>
+        <w:spacing w:after="0" w:lineRule="auto"/>
         <w:ind w:left="2880" w:hanging="360"/>
         <w:rPr>
           <w:rFonts w:ascii="Arial" w:cs="Arial" w:eastAsia="Arial" w:hAnsi="Arial"/>
@@ -2287,6 +3187,11 @@
           <w:rtl w:val="0"/>
         </w:rPr>
         <w:t xml:space="preserve">El sistema debe tener un máximo de 5 usuarios apadrinados posibles dentro de una cuenta</w:t>
+      </w:r>
+      <w:r>
+        <w:rPr>
+          <w:rtl w:val="0"/>
+        </w:rPr>
       </w:r>
     </w:p>
     <w:p>
@@ -2295,7 +3200,7 @@
           <w:ilvl w:val="1"/>
           <w:numId w:val="1"/>
         </w:numPr>
-        <w:spacing w:after="0" w:afterAutospacing="0"/>
+        <w:spacing w:after="0" w:lineRule="auto"/>
         <w:ind w:left="2880" w:hanging="360"/>
         <w:rPr>
           <w:rFonts w:ascii="Arial" w:cs="Arial" w:eastAsia="Arial" w:hAnsi="Arial"/>
@@ -2318,6 +3223,11 @@
           <w:rtl w:val="0"/>
         </w:rPr>
         <w:t xml:space="preserve">El sistema debe tener los datos personales filtrados para cada cuenta y sus usuarios apadrinados</w:t>
+      </w:r>
+      <w:r>
+        <w:rPr>
+          <w:rtl w:val="0"/>
+        </w:rPr>
       </w:r>
     </w:p>
     <w:p>
@@ -2326,11 +3236,10 @@
           <w:ilvl w:val="1"/>
           <w:numId w:val="1"/>
         </w:numPr>
-        <w:spacing w:after="0" w:afterAutospacing="0"/>
+        <w:spacing w:after="0" w:lineRule="auto"/>
         <w:ind w:left="2880" w:hanging="360"/>
         <w:rPr>
           <w:rFonts w:ascii="Arial" w:cs="Arial" w:eastAsia="Arial" w:hAnsi="Arial"/>
-          <w:u w:val="none"/>
         </w:rPr>
       </w:pPr>
       <w:r>
@@ -2356,7 +3265,7 @@
           <w:ilvl w:val="0"/>
           <w:numId w:val="1"/>
         </w:numPr>
-        <w:spacing w:after="0" w:afterAutospacing="0"/>
+        <w:spacing w:after="0" w:lineRule="auto"/>
         <w:ind w:left="2160" w:hanging="360"/>
         <w:rPr>
           <w:rFonts w:ascii="Arial" w:cs="Arial" w:eastAsia="Arial" w:hAnsi="Arial"/>
@@ -2385,7 +3294,7 @@
           <w:ilvl w:val="1"/>
           <w:numId w:val="1"/>
         </w:numPr>
-        <w:spacing w:after="0" w:afterAutospacing="0"/>
+        <w:spacing w:after="0" w:lineRule="auto"/>
         <w:ind w:left="2880" w:hanging="360"/>
         <w:rPr>
           <w:rFonts w:ascii="Arial" w:cs="Arial" w:eastAsia="Arial" w:hAnsi="Arial"/>
@@ -2408,6 +3317,11 @@
           <w:rtl w:val="0"/>
         </w:rPr>
         <w:t xml:space="preserve"> El sistema debe enviar un mensaje a los contactos de emergencia registrados por el usuario</w:t>
+      </w:r>
+      <w:r>
+        <w:rPr>
+          <w:rtl w:val="0"/>
+        </w:rPr>
       </w:r>
     </w:p>
     <w:p>
@@ -2416,7 +3330,7 @@
           <w:ilvl w:val="1"/>
           <w:numId w:val="1"/>
         </w:numPr>
-        <w:spacing w:after="0" w:afterAutospacing="0"/>
+        <w:spacing w:after="0" w:lineRule="auto"/>
         <w:ind w:left="2880" w:hanging="360"/>
         <w:rPr>
           <w:rFonts w:ascii="Arial" w:cs="Arial" w:eastAsia="Arial" w:hAnsi="Arial"/>
@@ -2438,7 +3352,12 @@
           <w:rFonts w:ascii="Arial" w:cs="Arial" w:eastAsia="Arial" w:hAnsi="Arial"/>
           <w:rtl w:val="0"/>
         </w:rPr>
-        <w:t xml:space="preserve">El sistema debe enviar un mensaje personalizado dependiendo de la finalidad del usuario (médico, urbano, emergencias y adulto mayor)</w:t>
+        <w:t xml:space="preserve">El sistema debe enviar un mensaje personalizado dependiendo de la finalidad del usuario (Urbano, Medico, Emergencias y Adulto mayor)</w:t>
+      </w:r>
+      <w:r>
+        <w:rPr>
+          <w:rtl w:val="0"/>
+        </w:rPr>
       </w:r>
     </w:p>
     <w:p>
@@ -2447,7 +3366,7 @@
           <w:ilvl w:val="1"/>
           <w:numId w:val="1"/>
         </w:numPr>
-        <w:spacing w:after="0" w:afterAutospacing="0"/>
+        <w:spacing w:after="0" w:lineRule="auto"/>
         <w:ind w:left="2880" w:hanging="360"/>
         <w:rPr>
           <w:rFonts w:ascii="Arial" w:cs="Arial" w:eastAsia="Arial" w:hAnsi="Arial"/>
@@ -2470,6 +3389,11 @@
           <w:rtl w:val="0"/>
         </w:rPr>
         <w:t xml:space="preserve">El sistema debe compartir la última ubicación ingresada desde el dispositivo a los contactos de emergencia del usuario.</w:t>
+      </w:r>
+      <w:r>
+        <w:rPr>
+          <w:rtl w:val="0"/>
+        </w:rPr>
       </w:r>
     </w:p>
     <w:p>
@@ -2478,7 +3402,7 @@
           <w:ilvl w:val="1"/>
           <w:numId w:val="1"/>
         </w:numPr>
-        <w:spacing w:after="0" w:afterAutospacing="0"/>
+        <w:spacing w:after="0" w:lineRule="auto"/>
         <w:ind w:left="2880" w:hanging="360"/>
         <w:rPr>
           <w:rFonts w:ascii="Arial" w:cs="Arial" w:eastAsia="Arial" w:hAnsi="Arial"/>
@@ -2500,7 +3424,12 @@
           <w:rFonts w:ascii="Arial" w:cs="Arial" w:eastAsia="Arial" w:hAnsi="Arial"/>
           <w:rtl w:val="0"/>
         </w:rPr>
-        <w:t xml:space="preserve">El sistema debe informar a las redes de seguridad más cercanas del usuario (números de emergencias)</w:t>
+        <w:t xml:space="preserve">El sistema debe mostrar al usuario los números oficiales de emergencia (131, 132 y 133)</w:t>
+      </w:r>
+      <w:r>
+        <w:rPr>
+          <w:rtl w:val="0"/>
+        </w:rPr>
       </w:r>
     </w:p>
     <w:p>
@@ -2509,7 +3438,7 @@
           <w:ilvl w:val="0"/>
           <w:numId w:val="1"/>
         </w:numPr>
-        <w:spacing w:after="0" w:afterAutospacing="0"/>
+        <w:spacing w:after="0" w:lineRule="auto"/>
         <w:ind w:left="2160" w:hanging="360"/>
         <w:rPr>
           <w:rFonts w:ascii="Arial" w:cs="Arial" w:eastAsia="Arial" w:hAnsi="Arial"/>
@@ -2538,7 +3467,7 @@
           <w:ilvl w:val="1"/>
           <w:numId w:val="1"/>
         </w:numPr>
-        <w:spacing w:after="0" w:afterAutospacing="0"/>
+        <w:spacing w:after="0" w:lineRule="auto"/>
         <w:ind w:left="2880" w:hanging="360"/>
         <w:rPr>
           <w:rFonts w:ascii="Arial" w:cs="Arial" w:eastAsia="Arial" w:hAnsi="Arial"/>
@@ -2561,6 +3490,11 @@
           <w:rtl w:val="0"/>
         </w:rPr>
         <w:t xml:space="preserve">Se debe tener una aplicación de escritorio la cual administre el software.</w:t>
+      </w:r>
+      <w:r>
+        <w:rPr>
+          <w:rtl w:val="0"/>
+        </w:rPr>
       </w:r>
     </w:p>
     <w:p>
@@ -2569,7 +3503,7 @@
           <w:ilvl w:val="1"/>
           <w:numId w:val="1"/>
         </w:numPr>
-        <w:spacing w:after="0" w:afterAutospacing="0"/>
+        <w:spacing w:after="0" w:lineRule="auto"/>
         <w:ind w:left="2880" w:hanging="360"/>
         <w:rPr>
           <w:rFonts w:ascii="Arial" w:cs="Arial" w:eastAsia="Arial" w:hAnsi="Arial"/>
@@ -2592,7 +3526,12 @@
           <w:rFonts w:ascii="Arial" w:cs="Arial" w:eastAsia="Arial" w:hAnsi="Arial"/>
           <w:rtl w:val="0"/>
         </w:rPr>
-        <w:t xml:space="preserve">La aplicación web debe realizar ventas de cuentas de usuarios.</w:t>
+        <w:t xml:space="preserve">La aplicación web debe realizar ventas de planes de cuenta de usuario y de cupos para usuarios apadrinados, utilizando PayPal en modo sandbox (pruebas) y Mindicador para la conversión CLP–USD.</w:t>
+      </w:r>
+      <w:r>
+        <w:rPr>
+          <w:rtl w:val="0"/>
+        </w:rPr>
       </w:r>
     </w:p>
     <w:p>
@@ -2601,7 +3540,7 @@
           <w:ilvl w:val="1"/>
           <w:numId w:val="1"/>
         </w:numPr>
-        <w:spacing w:after="0" w:afterAutospacing="0"/>
+        <w:spacing w:after="0" w:lineRule="auto"/>
         <w:ind w:left="2880" w:hanging="360"/>
         <w:rPr>
           <w:rFonts w:ascii="Arial" w:cs="Arial" w:eastAsia="Arial" w:hAnsi="Arial"/>
@@ -2624,6 +3563,11 @@
           <w:rtl w:val="0"/>
         </w:rPr>
         <w:t xml:space="preserve">El sistema debe generar descuentos a usuarios que quisieran apadrinar otra cuenta dentro de ella.</w:t>
+      </w:r>
+      <w:r>
+        <w:rPr>
+          <w:rtl w:val="0"/>
+        </w:rPr>
       </w:r>
     </w:p>
     <w:p>
@@ -2632,7 +3576,7 @@
           <w:ilvl w:val="1"/>
           <w:numId w:val="1"/>
         </w:numPr>
-        <w:spacing w:after="0" w:afterAutospacing="0"/>
+        <w:spacing w:after="0" w:lineRule="auto"/>
         <w:ind w:left="2880" w:hanging="360"/>
         <w:rPr>
           <w:rFonts w:ascii="Arial" w:cs="Arial" w:eastAsia="Arial" w:hAnsi="Arial"/>
@@ -2655,6 +3599,11 @@
           <w:rtl w:val="0"/>
         </w:rPr>
         <w:t xml:space="preserve">La aplicación web debe poder realizar contacto de soporte en caso de problemas de software de los usuarios.</w:t>
+      </w:r>
+      <w:r>
+        <w:rPr>
+          <w:rtl w:val="0"/>
+        </w:rPr>
       </w:r>
     </w:p>
     <w:p>
@@ -2663,7 +3612,7 @@
           <w:ilvl w:val="1"/>
           <w:numId w:val="1"/>
         </w:numPr>
-        <w:spacing w:after="0" w:afterAutospacing="0"/>
+        <w:spacing w:after="0" w:lineRule="auto"/>
         <w:ind w:left="2880" w:hanging="360"/>
         <w:rPr>
           <w:rFonts w:ascii="Arial" w:cs="Arial" w:eastAsia="Arial" w:hAnsi="Arial"/>
@@ -2686,6 +3635,11 @@
           <w:rtl w:val="0"/>
         </w:rPr>
         <w:t xml:space="preserve">La aplicación de escritorio debe poder gestionar las cuentas vinculadas a los usuarios, sin perder el espacio apadrinado anteriormente.</w:t>
+      </w:r>
+      <w:r>
+        <w:rPr>
+          <w:rtl w:val="0"/>
+        </w:rPr>
       </w:r>
     </w:p>
     <w:p>
@@ -2694,7 +3648,7 @@
           <w:ilvl w:val="1"/>
           <w:numId w:val="1"/>
         </w:numPr>
-        <w:spacing w:after="0" w:afterAutospacing="0"/>
+        <w:spacing w:after="0" w:lineRule="auto"/>
         <w:ind w:left="2880" w:hanging="360"/>
         <w:rPr>
           <w:rFonts w:ascii="Arial" w:cs="Arial" w:eastAsia="Arial" w:hAnsi="Arial"/>
@@ -2717,6 +3671,11 @@
           <w:rtl w:val="0"/>
         </w:rPr>
         <w:t xml:space="preserve">La aplicación de escritorio debe poder modificar la BBDD de la página web y aplicación móvil.</w:t>
+      </w:r>
+      <w:r>
+        <w:rPr>
+          <w:rtl w:val="0"/>
+        </w:rPr>
       </w:r>
     </w:p>
     <w:p>
@@ -2725,7 +3684,7 @@
           <w:ilvl w:val="1"/>
           <w:numId w:val="1"/>
         </w:numPr>
-        <w:spacing w:after="0" w:afterAutospacing="0"/>
+        <w:spacing w:after="0" w:lineRule="auto"/>
         <w:ind w:left="2880" w:hanging="360"/>
         <w:rPr>
           <w:rFonts w:ascii="Arial" w:cs="Arial" w:eastAsia="Arial" w:hAnsi="Arial"/>
@@ -2748,6 +3707,11 @@
           <w:rtl w:val="0"/>
         </w:rPr>
         <w:t xml:space="preserve">La aplicación de escritorio debe poder generar informes de seguimiento de los usuarios.</w:t>
+      </w:r>
+      <w:r>
+        <w:rPr>
+          <w:rtl w:val="0"/>
+        </w:rPr>
       </w:r>
     </w:p>
     <w:p>
@@ -2756,7 +3720,7 @@
           <w:ilvl w:val="1"/>
           <w:numId w:val="1"/>
         </w:numPr>
-        <w:spacing w:after="0" w:afterAutospacing="0"/>
+        <w:spacing w:after="0" w:lineRule="auto"/>
         <w:ind w:left="2880" w:hanging="360"/>
         <w:rPr>
           <w:rFonts w:ascii="Arial" w:cs="Arial" w:eastAsia="Arial" w:hAnsi="Arial"/>
@@ -2779,6 +3743,11 @@
           <w:rtl w:val="0"/>
         </w:rPr>
         <w:t xml:space="preserve">La aplicación web y móvil deben poder generar informes de seguimiento personales de las cuentas.</w:t>
+      </w:r>
+      <w:r>
+        <w:rPr>
+          <w:rtl w:val="0"/>
+        </w:rPr>
       </w:r>
     </w:p>
     <w:p>
@@ -2787,7 +3756,7 @@
           <w:ilvl w:val="1"/>
           <w:numId w:val="1"/>
         </w:numPr>
-        <w:spacing w:after="0" w:afterAutospacing="0"/>
+        <w:spacing w:after="0" w:lineRule="auto"/>
         <w:ind w:left="2880" w:hanging="360"/>
         <w:rPr>
           <w:rFonts w:ascii="Arial" w:cs="Arial" w:eastAsia="Arial" w:hAnsi="Arial"/>
@@ -2810,6 +3779,11 @@
           <w:rtl w:val="0"/>
         </w:rPr>
         <w:t xml:space="preserve">La aplicación web y móvil debe funcionar con un sistema de pin único que esté vinculado a la cuenta principal para el ingreso personal de los usuarios.</w:t>
+      </w:r>
+      <w:r>
+        <w:rPr>
+          <w:rtl w:val="0"/>
+        </w:rPr>
       </w:r>
     </w:p>
     <w:p>
@@ -2818,7 +3792,7 @@
           <w:ilvl w:val="1"/>
           <w:numId w:val="1"/>
         </w:numPr>
-        <w:spacing w:after="0" w:afterAutospacing="0"/>
+        <w:spacing w:after="0" w:lineRule="auto"/>
         <w:ind w:left="2880" w:hanging="360"/>
         <w:rPr>
           <w:rFonts w:ascii="Arial" w:cs="Arial" w:eastAsia="Arial" w:hAnsi="Arial"/>
@@ -2841,6 +3815,11 @@
           <w:rtl w:val="0"/>
         </w:rPr>
         <w:t xml:space="preserve">La aplicación web y móvil el primer inicio de sesión debe estar vinculado a la cuenta principal.</w:t>
+      </w:r>
+      <w:r>
+        <w:rPr>
+          <w:rtl w:val="0"/>
+        </w:rPr>
       </w:r>
     </w:p>
     <w:p>
@@ -2849,7 +3828,7 @@
           <w:ilvl w:val="1"/>
           <w:numId w:val="1"/>
         </w:numPr>
-        <w:spacing w:after="0" w:afterAutospacing="0"/>
+        <w:spacing w:after="0" w:lineRule="auto"/>
         <w:ind w:left="2880" w:hanging="360"/>
         <w:rPr>
           <w:rFonts w:ascii="Arial" w:cs="Arial" w:eastAsia="Arial" w:hAnsi="Arial"/>
@@ -2864,14 +3843,14 @@
           <w:bCs w:val="1"/>
           <w:rtl w:val="0"/>
         </w:rPr>
-        <w:t xml:space="preserve">RF25: </w:t>
-      </w:r>
-      <w:r>
-        <w:rPr>
-          <w:rFonts w:ascii="Arial" w:cs="Arial" w:eastAsia="Arial" w:hAnsi="Arial"/>
-          <w:rtl w:val="0"/>
-        </w:rPr>
-        <w:t xml:space="preserve">La aplicación web y móvil debe poder decidir el usuario principal, las personas que tiene apadrinadas en su cuenta y cómo son utilizadas con un soporte de usuario externo.</w:t>
+        <w:t xml:space="preserve">RF25:</w:t>
+      </w:r>
+      <w:r>
+        <w:rPr>
+          <w:rFonts w:ascii="Arial" w:cs="Arial" w:eastAsia="Arial" w:hAnsi="Arial"/>
+          <w:rtl w:val="0"/>
+        </w:rPr>
+        <w:t xml:space="preserve"> La aplicación web y móvil debe permitir al usuario principal definir sus usuarios apadrinados y el nivel de acceso de cada uno (acceso completo o acceso parcial), y solicitar asistencia al personal de SOPORTE cuando requiera ayuda para gestionarlos.</w:t>
       </w:r>
     </w:p>
     <w:p>
@@ -2881,26 +3860,23 @@
           <w:ilvl w:val="1"/>
           <w:numId w:val="3"/>
         </w:numPr>
-        <w:spacing w:before="0" w:beforeAutospacing="0"/>
+        <w:spacing w:before="0" w:lineRule="auto"/>
         <w:ind w:left="1440" w:hanging="360"/>
         <w:rPr>
-          <w:rFonts w:ascii="Arial" w:cs="Arial" w:eastAsia="Arial" w:hAnsi="Arial"/>
-        </w:rPr>
-      </w:pPr>
-      <w:bookmarkStart w:colFirst="0" w:colLast="0" w:name="_heading=h.9zbxwnwtyhmn" w:id="10"/>
-      <w:bookmarkEnd w:id="10"/>
-      <w:r>
-        <w:rPr>
-          <w:rFonts w:ascii="Arial" w:cs="Arial" w:eastAsia="Arial" w:hAnsi="Arial"/>
-          <w:color w:val="000000"/>
+          <w:i w:val="1"/>
+          <w:iCs w:val="1"/>
+        </w:rPr>
+      </w:pPr>
+      <w:bookmarkStart w:colFirst="0" w:colLast="0" w:name="_heading=h.os5vtxd2eiwt" w:id="9"/>
+      <w:bookmarkEnd w:id="9"/>
+      <w:r>
+        <w:rPr>
+          <w:i w:val="1"/>
+          <w:iCs w:val="1"/>
+          <w:color w:val="4f81bd"/>
           <w:rtl w:val="0"/>
         </w:rPr>
         <w:t xml:space="preserve">Requisitos no funcionales</w:t>
-      </w:r>
-      <w:r>
-        <w:rPr>
-          <w:rtl w:val="0"/>
-        </w:rPr>
       </w:r>
     </w:p>
     <w:p>
@@ -2909,7 +3885,7 @@
           <w:ilvl w:val="1"/>
           <w:numId w:val="4"/>
         </w:numPr>
-        <w:spacing w:after="0" w:afterAutospacing="0"/>
+        <w:spacing w:after="0" w:lineRule="auto"/>
         <w:ind w:left="2160" w:hanging="360"/>
         <w:rPr>
           <w:rFonts w:ascii="Arial" w:cs="Arial" w:eastAsia="Arial" w:hAnsi="Arial"/>
@@ -2924,16 +3900,7 @@
           <w:bCs w:val="1"/>
           <w:rtl w:val="0"/>
         </w:rPr>
-        <w:t xml:space="preserve">RNF1</w:t>
-      </w:r>
-      <w:r>
-        <w:rPr>
-          <w:rFonts w:ascii="Arial" w:cs="Arial" w:eastAsia="Arial" w:hAnsi="Arial"/>
-          <w:b w:val="1"/>
-          <w:bCs w:val="1"/>
-          <w:rtl w:val="0"/>
-        </w:rPr>
-        <w:t xml:space="preserve">: </w:t>
+        <w:t xml:space="preserve">RNF1: </w:t>
       </w:r>
       <w:r>
         <w:rPr>
@@ -2941,6 +3908,11 @@
           <w:rtl w:val="0"/>
         </w:rPr>
         <w:t xml:space="preserve">Las aplicaciones deben ser responsivas</w:t>
+      </w:r>
+      <w:r>
+        <w:rPr>
+          <w:rtl w:val="0"/>
+        </w:rPr>
       </w:r>
     </w:p>
     <w:p>
@@ -2949,13 +3921,12 @@
           <w:ilvl w:val="1"/>
           <w:numId w:val="4"/>
         </w:numPr>
-        <w:spacing w:after="0" w:afterAutospacing="0"/>
+        <w:spacing w:after="0" w:lineRule="auto"/>
         <w:ind w:left="2160" w:hanging="360"/>
         <w:rPr>
           <w:rFonts w:ascii="Arial" w:cs="Arial" w:eastAsia="Arial" w:hAnsi="Arial"/>
           <w:b w:val="1"/>
           <w:bCs w:val="1"/>
-          <w:u w:val="none"/>
         </w:rPr>
       </w:pPr>
       <w:r>
@@ -2973,6 +3944,11 @@
           <w:rtl w:val="0"/>
         </w:rPr>
         <w:t xml:space="preserve">La aplicación web debe ser compatibles entre navegadores</w:t>
+      </w:r>
+      <w:r>
+        <w:rPr>
+          <w:rtl w:val="0"/>
+        </w:rPr>
       </w:r>
     </w:p>
     <w:p>
@@ -2981,32 +3957,22 @@
           <w:ilvl w:val="1"/>
           <w:numId w:val="4"/>
         </w:numPr>
-        <w:spacing w:after="0" w:afterAutospacing="0"/>
+        <w:spacing w:after="0" w:lineRule="auto"/>
         <w:ind w:left="2160" w:hanging="360"/>
         <w:rPr>
           <w:rFonts w:ascii="Arial" w:cs="Arial" w:eastAsia="Arial" w:hAnsi="Arial"/>
           <w:b w:val="1"/>
           <w:bCs w:val="1"/>
-          <w:u w:val="none"/>
-        </w:rPr>
-      </w:pPr>
-      <w:r>
-        <w:rPr>
-          <w:rFonts w:ascii="Arial" w:cs="Arial" w:eastAsia="Arial" w:hAnsi="Arial"/>
-          <w:b w:val="1"/>
-          <w:bCs w:val="1"/>
-          <w:rtl w:val="0"/>
-        </w:rPr>
-        <w:t xml:space="preserve">RNF3</w:t>
-      </w:r>
-      <w:r>
-        <w:rPr>
-          <w:rFonts w:ascii="Arial" w:cs="Arial" w:eastAsia="Arial" w:hAnsi="Arial"/>
-          <w:b w:val="1"/>
-          <w:bCs w:val="1"/>
-          <w:rtl w:val="0"/>
-        </w:rPr>
-        <w:t xml:space="preserve">: </w:t>
+        </w:rPr>
+      </w:pPr>
+      <w:r>
+        <w:rPr>
+          <w:rFonts w:ascii="Arial" w:cs="Arial" w:eastAsia="Arial" w:hAnsi="Arial"/>
+          <w:b w:val="1"/>
+          <w:bCs w:val="1"/>
+          <w:rtl w:val="0"/>
+        </w:rPr>
+        <w:t xml:space="preserve">RNF3: </w:t>
       </w:r>
       <w:r>
         <w:rPr>
@@ -3014,6 +3980,11 @@
           <w:rtl w:val="0"/>
         </w:rPr>
         <w:t xml:space="preserve">El sistema debe garantizar la seguridad al gestionar correos y credenciales de ingreso</w:t>
+      </w:r>
+      <w:r>
+        <w:rPr>
+          <w:rtl w:val="0"/>
+        </w:rPr>
       </w:r>
     </w:p>
     <w:p>
@@ -3022,13 +3993,12 @@
           <w:ilvl w:val="1"/>
           <w:numId w:val="4"/>
         </w:numPr>
-        <w:spacing w:after="0" w:afterAutospacing="0"/>
+        <w:spacing w:after="0" w:lineRule="auto"/>
         <w:ind w:left="2160" w:hanging="360"/>
         <w:rPr>
           <w:rFonts w:ascii="Arial" w:cs="Arial" w:eastAsia="Arial" w:hAnsi="Arial"/>
           <w:b w:val="1"/>
           <w:bCs w:val="1"/>
-          <w:u w:val="none"/>
         </w:rPr>
       </w:pPr>
       <w:r>
@@ -3046,6 +4016,11 @@
           <w:rtl w:val="0"/>
         </w:rPr>
         <w:t xml:space="preserve">El backend debe ser el único encargado de procesar la seguridad mediante un modelo estricto de control de acceso basado en roles</w:t>
+      </w:r>
+      <w:r>
+        <w:rPr>
+          <w:rtl w:val="0"/>
+        </w:rPr>
       </w:r>
     </w:p>
     <w:p>
@@ -3054,12 +4029,12 @@
           <w:ilvl w:val="1"/>
           <w:numId w:val="4"/>
         </w:numPr>
+        <w:spacing w:after="0" w:before="0" w:lineRule="auto"/>
         <w:ind w:left="2160" w:hanging="360"/>
         <w:rPr>
           <w:rFonts w:ascii="Arial" w:cs="Arial" w:eastAsia="Arial" w:hAnsi="Arial"/>
           <w:b w:val="1"/>
           <w:bCs w:val="1"/>
-          <w:u w:val="none"/>
         </w:rPr>
       </w:pPr>
       <w:r>
@@ -3081,15 +4056,147 @@
     </w:p>
     <w:p>
       <w:pPr>
-        <w:ind w:left="0" w:firstLine="0"/>
-        <w:rPr>
-          <w:rFonts w:ascii="Arial" w:cs="Arial" w:eastAsia="Arial" w:hAnsi="Arial"/>
-        </w:rPr>
-      </w:pPr>
-      <w:r>
-        <w:rPr>
-          <w:rtl w:val="0"/>
-        </w:rPr>
+        <w:numPr>
+          <w:ilvl w:val="1"/>
+          <w:numId w:val="4"/>
+        </w:numPr>
+        <w:spacing w:after="0" w:before="0" w:line="276" w:lineRule="auto"/>
+        <w:ind w:left="2160" w:hanging="360"/>
+        <w:rPr>
+          <w:rFonts w:ascii="Arial" w:cs="Arial" w:eastAsia="Arial" w:hAnsi="Arial"/>
+        </w:rPr>
+      </w:pPr>
+      <w:r>
+        <w:rPr>
+          <w:rFonts w:ascii="Arial" w:cs="Arial" w:eastAsia="Arial" w:hAnsi="Arial"/>
+          <w:b w:val="1"/>
+          <w:bCs w:val="1"/>
+          <w:rtl w:val="0"/>
+        </w:rPr>
+        <w:t xml:space="preserve">RNF6:</w:t>
+      </w:r>
+      <w:r>
+        <w:rPr>
+          <w:rFonts w:ascii="Arial" w:cs="Arial" w:eastAsia="Arial" w:hAnsi="Arial"/>
+          <w:rtl w:val="0"/>
+        </w:rPr>
+        <w:t xml:space="preserve"> Al momento de emergencia, el sistema debe registrar la alerta e iniciar acción en un máximo de 3 segundos, y el primer intento de despacho a cada contacto en un máximo de 10 segundos desde la alerta.</w:t>
+      </w:r>
+    </w:p>
+    <w:p>
+      <w:pPr>
+        <w:numPr>
+          <w:ilvl w:val="1"/>
+          <w:numId w:val="4"/>
+        </w:numPr>
+        <w:spacing w:after="0" w:line="276" w:lineRule="auto"/>
+        <w:ind w:left="2160" w:hanging="360"/>
+        <w:rPr>
+          <w:rFonts w:ascii="Arial" w:cs="Arial" w:eastAsia="Arial" w:hAnsi="Arial"/>
+        </w:rPr>
+      </w:pPr>
+      <w:r>
+        <w:rPr>
+          <w:rFonts w:ascii="Arial" w:cs="Arial" w:eastAsia="Arial" w:hAnsi="Arial"/>
+          <w:b w:val="1"/>
+          <w:bCs w:val="1"/>
+          <w:rtl w:val="0"/>
+        </w:rPr>
+        <w:t xml:space="preserve">RNF7:</w:t>
+      </w:r>
+      <w:r>
+        <w:rPr>
+          <w:rFonts w:ascii="Arial" w:cs="Arial" w:eastAsia="Arial" w:hAnsi="Arial"/>
+          <w:rtl w:val="0"/>
+        </w:rPr>
+        <w:t xml:space="preserve"> El sistema debe garantizar la persistencia de las alertas ante fallos, y mantener una disponibilidad objetivo del 99% mensual </w:t>
+      </w:r>
+    </w:p>
+    <w:p>
+      <w:pPr>
+        <w:numPr>
+          <w:ilvl w:val="1"/>
+          <w:numId w:val="4"/>
+        </w:numPr>
+        <w:spacing w:after="0" w:line="276" w:lineRule="auto"/>
+        <w:ind w:left="2160" w:hanging="360"/>
+        <w:rPr>
+          <w:rFonts w:ascii="Arial" w:cs="Arial" w:eastAsia="Arial" w:hAnsi="Arial"/>
+        </w:rPr>
+      </w:pPr>
+      <w:r>
+        <w:rPr>
+          <w:rFonts w:ascii="Arial" w:cs="Arial" w:eastAsia="Arial" w:hAnsi="Arial"/>
+          <w:b w:val="1"/>
+          <w:bCs w:val="1"/>
+          <w:rtl w:val="0"/>
+        </w:rPr>
+        <w:t xml:space="preserve">RNF8:</w:t>
+      </w:r>
+      <w:r>
+        <w:rPr>
+          <w:rFonts w:ascii="Arial" w:cs="Arial" w:eastAsia="Arial" w:hAnsi="Arial"/>
+          <w:rtl w:val="0"/>
+        </w:rPr>
+        <w:t xml:space="preserve"> El sistema debe proteger los datos de salud conforme a la Ley 21.719, exigiendo consentimiento explícito, aplicando cifrado y limitando el acceso a la ficha médica sólo durante emergencias activas </w:t>
+      </w:r>
+    </w:p>
+    <w:p>
+      <w:pPr>
+        <w:numPr>
+          <w:ilvl w:val="1"/>
+          <w:numId w:val="4"/>
+        </w:numPr>
+        <w:spacing w:after="0" w:line="276" w:lineRule="auto"/>
+        <w:ind w:left="2160" w:hanging="360"/>
+        <w:rPr>
+          <w:rFonts w:ascii="Arial" w:cs="Arial" w:eastAsia="Arial" w:hAnsi="Arial"/>
+        </w:rPr>
+      </w:pPr>
+      <w:r>
+        <w:rPr>
+          <w:rFonts w:ascii="Arial" w:cs="Arial" w:eastAsia="Arial" w:hAnsi="Arial"/>
+          <w:b w:val="1"/>
+          <w:bCs w:val="1"/>
+          <w:rtl w:val="0"/>
+        </w:rPr>
+        <w:t xml:space="preserve">RNF9:</w:t>
+      </w:r>
+      <w:r>
+        <w:rPr>
+          <w:rFonts w:ascii="Arial" w:cs="Arial" w:eastAsia="Arial" w:hAnsi="Arial"/>
+          <w:rtl w:val="0"/>
+        </w:rPr>
+        <w:t xml:space="preserve"> Al eliminar una cuenta, el sistema debe suprimir la información personal y médica de forma inmediata, conservando únicamente el historial de alertas para fines de auditoría/legales</w:t>
+      </w:r>
+    </w:p>
+    <w:p>
+      <w:pPr>
+        <w:numPr>
+          <w:ilvl w:val="1"/>
+          <w:numId w:val="4"/>
+        </w:numPr>
+        <w:spacing w:after="0" w:line="276" w:lineRule="auto"/>
+        <w:ind w:left="2160" w:hanging="360"/>
+        <w:rPr>
+          <w:rFonts w:ascii="Arial" w:cs="Arial" w:eastAsia="Arial" w:hAnsi="Arial"/>
+        </w:rPr>
+      </w:pPr>
+      <w:r>
+        <w:rPr>
+          <w:rFonts w:ascii="Arial" w:cs="Arial" w:eastAsia="Arial" w:hAnsi="Arial"/>
+          <w:b w:val="1"/>
+          <w:bCs w:val="1"/>
+          <w:rtl w:val="0"/>
+        </w:rPr>
+        <w:t xml:space="preserve">RNF10:</w:t>
+      </w:r>
+      <w:r>
+        <w:rPr>
+          <w:rFonts w:ascii="Arial" w:cs="Arial" w:eastAsia="Arial" w:hAnsi="Arial"/>
+          <w:rtl w:val="0"/>
+        </w:rPr>
+        <w:t xml:space="preserve"> Las interfaces de activación SOS y configuración de contactos deben cumplir con el estándar de accesibilidad WCAG 2.1 nivel AA</w:t>
       </w:r>
     </w:p>
     <w:p>
@@ -3099,23 +4206,18 @@
           <w:ilvl w:val="0"/>
           <w:numId w:val="3"/>
         </w:numPr>
-        <w:spacing w:before="200" w:lineRule="auto"/>
         <w:ind w:left="720" w:hanging="360"/>
         <w:rPr>
-          <w:rFonts w:ascii="Arial" w:cs="Arial" w:eastAsia="Arial" w:hAnsi="Arial"/>
-          <w:color w:val="000000"/>
-          <w:sz w:val="28"/>
-          <w:szCs w:val="28"/>
-        </w:rPr>
-      </w:pPr>
-      <w:bookmarkStart w:colFirst="0" w:colLast="0" w:name="_heading=h.1lq4k1nrfbs" w:id="11"/>
-      <w:bookmarkEnd w:id="11"/>
-      <w:r>
-        <w:rPr>
-          <w:rFonts w:ascii="Arial" w:cs="Arial" w:eastAsia="Arial" w:hAnsi="Arial"/>
-          <w:color w:val="000000"/>
-          <w:sz w:val="28"/>
-          <w:szCs w:val="28"/>
+          <w:i w:val="1"/>
+          <w:iCs w:val="1"/>
+        </w:rPr>
+      </w:pPr>
+      <w:bookmarkStart w:colFirst="0" w:colLast="0" w:name="_heading=h.omr1ccesn3gr" w:id="10"/>
+      <w:bookmarkEnd w:id="10"/>
+      <w:r>
+        <w:rPr>
+          <w:i w:val="1"/>
+          <w:iCs w:val="1"/>
           <w:rtl w:val="0"/>
         </w:rPr>
         <w:t xml:space="preserve">Hitos del Proyecto</w:t>
@@ -3160,7 +4262,7 @@
           <w:ilvl w:val="0"/>
           <w:numId w:val="2"/>
         </w:numPr>
-        <w:spacing w:after="0" w:afterAutospacing="0"/>
+        <w:spacing w:after="0" w:lineRule="auto"/>
         <w:ind w:left="1440" w:hanging="360"/>
         <w:rPr>
           <w:rFonts w:ascii="Arial" w:cs="Arial" w:eastAsia="Arial" w:hAnsi="Arial"/>
@@ -3188,7 +4290,7 @@
           <w:ilvl w:val="1"/>
           <w:numId w:val="2"/>
         </w:numPr>
-        <w:spacing w:after="0" w:afterAutospacing="0"/>
+        <w:spacing w:after="0" w:lineRule="auto"/>
         <w:ind w:left="2160" w:hanging="360"/>
         <w:rPr>
           <w:rFonts w:ascii="Arial" w:cs="Arial" w:eastAsia="Arial" w:hAnsi="Arial"/>
@@ -3212,7 +4314,7 @@
           <w:ilvl w:val="2"/>
           <w:numId w:val="2"/>
         </w:numPr>
-        <w:spacing w:after="0" w:afterAutospacing="0"/>
+        <w:spacing w:after="0" w:lineRule="auto"/>
         <w:ind w:left="2880" w:hanging="360"/>
         <w:rPr>
           <w:rFonts w:ascii="Arial" w:cs="Arial" w:eastAsia="Arial" w:hAnsi="Arial"/>
@@ -3236,13 +4338,12 @@
           <w:ilvl w:val="1"/>
           <w:numId w:val="2"/>
         </w:numPr>
-        <w:spacing w:after="0" w:afterAutospacing="0"/>
+        <w:spacing w:after="0" w:lineRule="auto"/>
         <w:ind w:left="2160" w:hanging="360"/>
         <w:rPr>
           <w:rFonts w:ascii="Arial" w:cs="Arial" w:eastAsia="Arial" w:hAnsi="Arial"/>
           <w:b w:val="1"/>
           <w:bCs w:val="1"/>
-          <w:u w:val="none"/>
         </w:rPr>
       </w:pPr>
       <w:r>
@@ -3261,7 +4362,7 @@
           <w:ilvl w:val="2"/>
           <w:numId w:val="2"/>
         </w:numPr>
-        <w:spacing w:after="0" w:afterAutospacing="0"/>
+        <w:spacing w:after="0" w:lineRule="auto"/>
         <w:ind w:left="2880" w:hanging="360"/>
         <w:rPr>
           <w:rFonts w:ascii="Arial" w:cs="Arial" w:eastAsia="Arial" w:hAnsi="Arial"/>
@@ -3285,7 +4386,7 @@
           <w:ilvl w:val="1"/>
           <w:numId w:val="2"/>
         </w:numPr>
-        <w:spacing w:after="0" w:afterAutospacing="0"/>
+        <w:spacing w:after="0" w:lineRule="auto"/>
         <w:ind w:left="2160" w:hanging="360"/>
         <w:rPr>
           <w:rFonts w:ascii="Arial" w:cs="Arial" w:eastAsia="Arial" w:hAnsi="Arial"/>
@@ -3309,7 +4410,7 @@
           <w:ilvl w:val="2"/>
           <w:numId w:val="2"/>
         </w:numPr>
-        <w:spacing w:after="0" w:afterAutospacing="0"/>
+        <w:spacing w:after="0" w:lineRule="auto"/>
         <w:ind w:left="2880" w:hanging="360"/>
         <w:rPr>
           <w:rFonts w:ascii="Arial" w:cs="Arial" w:eastAsia="Arial" w:hAnsi="Arial"/>
@@ -3326,6 +4427,11 @@
         </w:rPr>
         <w:t xml:space="preserve">Semana 3</w:t>
       </w:r>
+      <w:r>
+        <w:rPr>
+          <w:rtl w:val="0"/>
+        </w:rPr>
+      </w:r>
     </w:p>
     <w:p>
       <w:pPr>
@@ -3333,7 +4439,7 @@
           <w:ilvl w:val="1"/>
           <w:numId w:val="2"/>
         </w:numPr>
-        <w:spacing w:after="0" w:afterAutospacing="0"/>
+        <w:spacing w:after="0" w:lineRule="auto"/>
         <w:ind w:left="2160" w:hanging="360"/>
         <w:rPr>
           <w:rFonts w:ascii="Arial" w:cs="Arial" w:eastAsia="Arial" w:hAnsi="Arial"/>
@@ -3361,7 +4467,7 @@
           <w:ilvl w:val="2"/>
           <w:numId w:val="2"/>
         </w:numPr>
-        <w:spacing w:after="0" w:afterAutospacing="0"/>
+        <w:spacing w:after="0" w:lineRule="auto"/>
         <w:ind w:left="2880" w:hanging="360"/>
         <w:rPr>
           <w:rFonts w:ascii="Arial" w:cs="Arial" w:eastAsia="Arial" w:hAnsi="Arial"/>
@@ -3380,6 +4486,11 @@
         </w:rPr>
         <w:t xml:space="preserve">Semana 4</w:t>
       </w:r>
+      <w:r>
+        <w:rPr>
+          <w:rtl w:val="0"/>
+        </w:rPr>
+      </w:r>
     </w:p>
     <w:p>
       <w:pPr>
@@ -3387,7 +4498,7 @@
           <w:ilvl w:val="1"/>
           <w:numId w:val="2"/>
         </w:numPr>
-        <w:spacing w:after="0" w:afterAutospacing="0"/>
+        <w:spacing w:after="0" w:lineRule="auto"/>
         <w:ind w:left="2160" w:hanging="360"/>
         <w:rPr>
           <w:rFonts w:ascii="Arial" w:cs="Arial" w:eastAsia="Arial" w:hAnsi="Arial"/>
@@ -3415,7 +4526,7 @@
           <w:ilvl w:val="2"/>
           <w:numId w:val="2"/>
         </w:numPr>
-        <w:spacing w:after="0" w:afterAutospacing="0"/>
+        <w:spacing w:after="0" w:lineRule="auto"/>
         <w:ind w:left="2880" w:hanging="360"/>
         <w:rPr>
           <w:rFonts w:ascii="Arial" w:cs="Arial" w:eastAsia="Arial" w:hAnsi="Arial"/>
@@ -3439,7 +4550,7 @@
           <w:ilvl w:val="0"/>
           <w:numId w:val="2"/>
         </w:numPr>
-        <w:spacing w:after="0" w:afterAutospacing="0"/>
+        <w:spacing w:after="0" w:lineRule="auto"/>
         <w:ind w:left="1440" w:hanging="360"/>
         <w:rPr>
           <w:rFonts w:ascii="Arial" w:cs="Arial" w:eastAsia="Arial" w:hAnsi="Arial"/>
@@ -3467,7 +4578,7 @@
           <w:ilvl w:val="1"/>
           <w:numId w:val="2"/>
         </w:numPr>
-        <w:spacing w:after="0" w:afterAutospacing="0"/>
+        <w:spacing w:after="0" w:lineRule="auto"/>
         <w:ind w:left="2160" w:hanging="360"/>
         <w:rPr>
           <w:rFonts w:ascii="Arial" w:cs="Arial" w:eastAsia="Arial" w:hAnsi="Arial"/>
@@ -3482,7 +4593,7 @@
           <w:bCs w:val="1"/>
           <w:rtl w:val="0"/>
         </w:rPr>
-        <w:t xml:space="preserve">Desarrollo de Aplicación Web</w:t>
+        <w:t xml:space="preserve">Inicio del desarrollo de la Aplicación</w:t>
       </w:r>
     </w:p>
     <w:p>
@@ -3491,7 +4602,7 @@
           <w:ilvl w:val="2"/>
           <w:numId w:val="2"/>
         </w:numPr>
-        <w:spacing w:after="0" w:afterAutospacing="0"/>
+        <w:spacing w:after="0" w:lineRule="auto"/>
         <w:ind w:left="2880" w:hanging="360"/>
         <w:rPr>
           <w:rFonts w:ascii="Arial" w:cs="Arial" w:eastAsia="Arial" w:hAnsi="Arial"/>
@@ -3515,7 +4626,7 @@
           <w:ilvl w:val="1"/>
           <w:numId w:val="2"/>
         </w:numPr>
-        <w:spacing w:after="0" w:afterAutospacing="0"/>
+        <w:spacing w:after="0" w:lineRule="auto"/>
         <w:ind w:left="2160" w:hanging="360"/>
         <w:rPr>
           <w:rFonts w:ascii="Arial" w:cs="Arial" w:eastAsia="Arial" w:hAnsi="Arial"/>
@@ -3539,7 +4650,7 @@
           <w:ilvl w:val="2"/>
           <w:numId w:val="2"/>
         </w:numPr>
-        <w:spacing w:after="0" w:afterAutospacing="0"/>
+        <w:spacing w:after="0" w:lineRule="auto"/>
         <w:ind w:left="2880" w:hanging="360"/>
         <w:rPr>
           <w:rFonts w:ascii="Arial" w:cs="Arial" w:eastAsia="Arial" w:hAnsi="Arial"/>
@@ -3563,7 +4674,7 @@
           <w:ilvl w:val="1"/>
           <w:numId w:val="2"/>
         </w:numPr>
-        <w:spacing w:after="0" w:afterAutospacing="0"/>
+        <w:spacing w:after="0" w:lineRule="auto"/>
         <w:ind w:left="2160" w:hanging="360"/>
         <w:rPr>
           <w:rFonts w:ascii="Arial" w:cs="Arial" w:eastAsia="Arial" w:hAnsi="Arial"/>
@@ -3578,7 +4689,7 @@
           <w:bCs w:val="1"/>
           <w:rtl w:val="0"/>
         </w:rPr>
-        <w:t xml:space="preserve">Desarrollo Aplicación de Escritorio</w:t>
+        <w:t xml:space="preserve">Finalización del desarrollo de la aplicación</w:t>
       </w:r>
     </w:p>
     <w:p>
@@ -3587,7 +4698,7 @@
           <w:ilvl w:val="2"/>
           <w:numId w:val="2"/>
         </w:numPr>
-        <w:spacing w:after="0" w:afterAutospacing="0"/>
+        <w:spacing w:after="0" w:lineRule="auto"/>
         <w:ind w:left="2880" w:hanging="360"/>
         <w:rPr>
           <w:rFonts w:ascii="Arial" w:cs="Arial" w:eastAsia="Arial" w:hAnsi="Arial"/>
@@ -3611,7 +4722,7 @@
           <w:ilvl w:val="1"/>
           <w:numId w:val="2"/>
         </w:numPr>
-        <w:spacing w:after="0" w:afterAutospacing="0"/>
+        <w:spacing w:after="0" w:lineRule="auto"/>
         <w:ind w:left="2160" w:hanging="360"/>
         <w:rPr>
           <w:rFonts w:ascii="Arial" w:cs="Arial" w:eastAsia="Arial" w:hAnsi="Arial"/>
@@ -3635,7 +4746,7 @@
           <w:ilvl w:val="2"/>
           <w:numId w:val="2"/>
         </w:numPr>
-        <w:spacing w:after="0" w:afterAutospacing="0"/>
+        <w:spacing w:after="0" w:lineRule="auto"/>
         <w:ind w:left="2880" w:hanging="360"/>
         <w:rPr>
           <w:rFonts w:ascii="Arial" w:cs="Arial" w:eastAsia="Arial" w:hAnsi="Arial"/>
@@ -3659,7 +4770,7 @@
           <w:ilvl w:val="0"/>
           <w:numId w:val="2"/>
         </w:numPr>
-        <w:spacing w:after="0" w:afterAutospacing="0"/>
+        <w:spacing w:after="0" w:lineRule="auto"/>
         <w:ind w:left="1440" w:hanging="360"/>
         <w:rPr>
           <w:rFonts w:ascii="Arial" w:cs="Arial" w:eastAsia="Arial" w:hAnsi="Arial"/>
@@ -3680,11 +4791,6 @@
         </w:rPr>
         <w:t xml:space="preserve">Fase 3</w:t>
       </w:r>
-      <w:r>
-        <w:rPr>
-          <w:rtl w:val="0"/>
-        </w:rPr>
-      </w:r>
     </w:p>
     <w:p>
       <w:pPr>
@@ -3692,7 +4798,7 @@
           <w:ilvl w:val="1"/>
           <w:numId w:val="2"/>
         </w:numPr>
-        <w:spacing w:after="0" w:afterAutospacing="0"/>
+        <w:spacing w:after="0" w:lineRule="auto"/>
         <w:ind w:left="2160" w:hanging="360"/>
         <w:rPr>
           <w:rFonts w:ascii="Arial" w:cs="Arial" w:eastAsia="Arial" w:hAnsi="Arial"/>
@@ -3716,7 +4822,7 @@
           <w:ilvl w:val="2"/>
           <w:numId w:val="2"/>
         </w:numPr>
-        <w:spacing w:after="0" w:afterAutospacing="0"/>
+        <w:spacing w:after="0" w:lineRule="auto"/>
         <w:ind w:left="2880" w:hanging="360"/>
         <w:rPr>
           <w:rFonts w:ascii="Arial" w:cs="Arial" w:eastAsia="Arial" w:hAnsi="Arial"/>
@@ -3740,7 +4846,7 @@
           <w:ilvl w:val="1"/>
           <w:numId w:val="2"/>
         </w:numPr>
-        <w:spacing w:after="0" w:afterAutospacing="0"/>
+        <w:spacing w:after="0" w:lineRule="auto"/>
         <w:ind w:left="2160" w:hanging="360"/>
         <w:rPr>
           <w:rFonts w:ascii="Arial" w:cs="Arial" w:eastAsia="Arial" w:hAnsi="Arial"/>
@@ -3786,21 +4892,179 @@
         <w:ind w:left="720" w:firstLine="0"/>
         <w:rPr>
           <w:rFonts w:ascii="Arial" w:cs="Arial" w:eastAsia="Arial" w:hAnsi="Arial"/>
+        </w:rPr>
+      </w:pPr>
+      <w:r>
+        <w:rPr>
+          <w:rFonts w:ascii="Arial" w:cs="Arial" w:eastAsia="Arial" w:hAnsi="Arial"/>
+          <w:rtl w:val="0"/>
+        </w:rPr>
+        <w:t xml:space="preserve">Esta definición de hitos y fechas nos permite mantener un correcto alineamiento sobre el ritmo en que se llevará a cabo el desarrollo de las aplicaciones y también gracias a estos, nos permite desglosar de mejor manera los requerimientos a trabajar</w:t>
+      </w:r>
+    </w:p>
+    <w:p>
+      <w:pPr>
+        <w:ind w:left="720" w:firstLine="0"/>
+        <w:rPr>
+          <w:rFonts w:ascii="Arial" w:cs="Arial" w:eastAsia="Arial" w:hAnsi="Arial"/>
+        </w:rPr>
+      </w:pPr>
+      <w:r>
+        <w:rPr>
+          <w:rtl w:val="0"/>
+        </w:rPr>
+      </w:r>
+    </w:p>
+    <w:p>
+      <w:pPr>
+        <w:ind w:left="0" w:firstLine="0"/>
+        <w:rPr>
+          <w:rFonts w:ascii="Arial" w:cs="Arial" w:eastAsia="Arial" w:hAnsi="Arial"/>
+        </w:rPr>
+      </w:pPr>
+      <w:r>
+        <w:rPr>
+          <w:rtl w:val="0"/>
+        </w:rPr>
+      </w:r>
+    </w:p>
+    <w:p>
+      <w:pPr>
+        <w:pStyle w:val="Heading1"/>
+        <w:numPr>
+          <w:ilvl w:val="0"/>
+          <w:numId w:val="3"/>
+        </w:numPr>
+        <w:spacing w:before="200" w:lineRule="auto"/>
+        <w:ind w:left="720" w:hanging="360"/>
+        <w:rPr>
           <w:i w:val="1"/>
           <w:iCs w:val="1"/>
         </w:rPr>
       </w:pPr>
-      <w:r>
-        <w:rPr>
-          <w:rFonts w:ascii="Arial" w:cs="Arial" w:eastAsia="Arial" w:hAnsi="Arial"/>
-          <w:rtl w:val="0"/>
-        </w:rPr>
-        <w:t xml:space="preserve">Esta definición de hitos y fechas nos permite mantener un correcto alineamiento sobre el ritmo en que se llevará a cabo el desarrollo de las aplicaciones y también gracias a estos, nos permite desglosar de mejor manera los requerimientos a trabajar</w:t>
-      </w:r>
-      <w:r>
-        <w:rPr>
-          <w:rtl w:val="0"/>
-        </w:rPr>
+      <w:bookmarkStart w:colFirst="0" w:colLast="0" w:name="_heading=h.12j6dpr382gu" w:id="11"/>
+      <w:bookmarkEnd w:id="11"/>
+      <w:r>
+        <w:rPr>
+          <w:i w:val="1"/>
+          <w:iCs w:val="1"/>
+          <w:rtl w:val="0"/>
+        </w:rPr>
+        <w:t xml:space="preserve">Limitaciones:</w:t>
+      </w:r>
+    </w:p>
+    <w:p>
+      <w:pPr>
+        <w:ind w:left="720" w:firstLine="0"/>
+        <w:rPr>
+          <w:rFonts w:ascii="Arial" w:cs="Arial" w:eastAsia="Arial" w:hAnsi="Arial"/>
+        </w:rPr>
+      </w:pPr>
+      <w:r>
+        <w:rPr>
+          <w:rFonts w:ascii="Arial" w:cs="Arial" w:eastAsia="Arial" w:hAnsi="Arial"/>
+          <w:rtl w:val="0"/>
+        </w:rPr>
+        <w:t xml:space="preserve">Algunas limitaciones que se han identificado a las que nos podemos enfrentar dentro del desarrollo del sistema y posiblemente durante su implementación son:</w:t>
+      </w:r>
+    </w:p>
+    <w:p>
+      <w:pPr>
+        <w:numPr>
+          <w:ilvl w:val="0"/>
+          <w:numId w:val="5"/>
+        </w:numPr>
+        <w:spacing w:after="0" w:lineRule="auto"/>
+        <w:ind w:left="1440" w:hanging="360"/>
+        <w:rPr>
+          <w:rFonts w:ascii="Arial" w:cs="Arial" w:eastAsia="Arial" w:hAnsi="Arial"/>
+        </w:rPr>
+      </w:pPr>
+      <w:r>
+        <w:rPr>
+          <w:rFonts w:ascii="Arial" w:cs="Arial" w:eastAsia="Arial" w:hAnsi="Arial"/>
+          <w:rtl w:val="0"/>
+        </w:rPr>
+        <w:t xml:space="preserve">Errores en exportación de aplicaciones</w:t>
+      </w:r>
+    </w:p>
+    <w:p>
+      <w:pPr>
+        <w:numPr>
+          <w:ilvl w:val="0"/>
+          <w:numId w:val="5"/>
+        </w:numPr>
+        <w:spacing w:after="0" w:lineRule="auto"/>
+        <w:ind w:left="1440" w:hanging="360"/>
+        <w:rPr>
+          <w:rFonts w:ascii="Arial" w:cs="Arial" w:eastAsia="Arial" w:hAnsi="Arial"/>
+        </w:rPr>
+      </w:pPr>
+      <w:r>
+        <w:rPr>
+          <w:rFonts w:ascii="Arial" w:cs="Arial" w:eastAsia="Arial" w:hAnsi="Arial"/>
+          <w:rtl w:val="0"/>
+        </w:rPr>
+        <w:t xml:space="preserve">Dependencia operativa de las APIs</w:t>
+      </w:r>
+    </w:p>
+    <w:p>
+      <w:pPr>
+        <w:numPr>
+          <w:ilvl w:val="0"/>
+          <w:numId w:val="5"/>
+        </w:numPr>
+        <w:spacing w:after="0" w:lineRule="auto"/>
+        <w:ind w:left="1440" w:hanging="360"/>
+        <w:rPr>
+          <w:rFonts w:ascii="Arial" w:cs="Arial" w:eastAsia="Arial" w:hAnsi="Arial"/>
+        </w:rPr>
+      </w:pPr>
+      <w:r>
+        <w:rPr>
+          <w:rFonts w:ascii="Arial" w:cs="Arial" w:eastAsia="Arial" w:hAnsi="Arial"/>
+          <w:rtl w:val="0"/>
+        </w:rPr>
+        <w:t xml:space="preserve">Errores de compatibilidad de herramientas de desarrollo y/o versiones de las mismas</w:t>
+      </w:r>
+    </w:p>
+    <w:p>
+      <w:pPr>
+        <w:numPr>
+          <w:ilvl w:val="0"/>
+          <w:numId w:val="5"/>
+        </w:numPr>
+        <w:spacing w:after="0" w:lineRule="auto"/>
+        <w:ind w:left="1440" w:hanging="360"/>
+        <w:rPr>
+          <w:rFonts w:ascii="Arial" w:cs="Arial" w:eastAsia="Arial" w:hAnsi="Arial"/>
+        </w:rPr>
+      </w:pPr>
+      <w:r>
+        <w:rPr>
+          <w:rFonts w:ascii="Arial" w:cs="Arial" w:eastAsia="Arial" w:hAnsi="Arial"/>
+          <w:rtl w:val="0"/>
+        </w:rPr>
+        <w:t xml:space="preserve">Limitaciones por conectividad continua</w:t>
+      </w:r>
+    </w:p>
+    <w:p>
+      <w:pPr>
+        <w:numPr>
+          <w:ilvl w:val="0"/>
+          <w:numId w:val="5"/>
+        </w:numPr>
+        <w:ind w:left="1440" w:hanging="360"/>
+        <w:rPr>
+          <w:rFonts w:ascii="Arial" w:cs="Arial" w:eastAsia="Arial" w:hAnsi="Arial"/>
+        </w:rPr>
+      </w:pPr>
+      <w:r>
+        <w:rPr>
+          <w:rFonts w:ascii="Arial" w:cs="Arial" w:eastAsia="Arial" w:hAnsi="Arial"/>
+          <w:rtl w:val="0"/>
+        </w:rPr>
+        <w:t xml:space="preserve">Dificultades al configurar entornos de desarrollo y/o entornos de Monorepo</w:t>
       </w:r>
     </w:p>
     <w:p>
@@ -3810,196 +5074,21 @@
           <w:ilvl w:val="0"/>
           <w:numId w:val="3"/>
         </w:numPr>
-        <w:spacing w:before="200" w:lineRule="auto"/>
         <w:ind w:left="720" w:hanging="360"/>
         <w:rPr>
-          <w:rFonts w:ascii="Arial" w:cs="Arial" w:eastAsia="Arial" w:hAnsi="Arial"/>
-          <w:color w:val="000000"/>
-        </w:rPr>
-      </w:pPr>
-      <w:bookmarkStart w:colFirst="0" w:colLast="0" w:name="_heading=h.s2yvczeow194" w:id="12"/>
+          <w:i w:val="1"/>
+          <w:iCs w:val="1"/>
+        </w:rPr>
+      </w:pPr>
+      <w:bookmarkStart w:colFirst="0" w:colLast="0" w:name="_heading=h.57pk49q5ckuw" w:id="12"/>
       <w:bookmarkEnd w:id="12"/>
       <w:r>
         <w:rPr>
-          <w:rFonts w:ascii="Arial" w:cs="Arial" w:eastAsia="Arial" w:hAnsi="Arial"/>
-          <w:color w:val="000000"/>
-          <w:rtl w:val="0"/>
-        </w:rPr>
-        <w:t xml:space="preserve">Limitaciones:</w:t>
-      </w:r>
-    </w:p>
-    <w:p>
-      <w:pPr>
-        <w:ind w:left="720" w:firstLine="0"/>
-        <w:rPr>
-          <w:rFonts w:ascii="Arial" w:cs="Arial" w:eastAsia="Arial" w:hAnsi="Arial"/>
-        </w:rPr>
-      </w:pPr>
-      <w:r>
-        <w:rPr>
-          <w:rFonts w:ascii="Arial" w:cs="Arial" w:eastAsia="Arial" w:hAnsi="Arial"/>
-          <w:rtl w:val="0"/>
-        </w:rPr>
-        <w:t xml:space="preserve">Algunas limitaciones que se han identificado a las que nos podemos enfrentar dentro del desarrollo del sistema y posiblemente durante su implementación son:</w:t>
-      </w:r>
-    </w:p>
-    <w:p>
-      <w:pPr>
-        <w:numPr>
-          <w:ilvl w:val="0"/>
-          <w:numId w:val="5"/>
-        </w:numPr>
-        <w:spacing w:after="0" w:afterAutospacing="0"/>
-        <w:ind w:left="1440" w:hanging="360"/>
-        <w:rPr>
-          <w:rFonts w:ascii="Arial" w:cs="Arial" w:eastAsia="Arial" w:hAnsi="Arial"/>
-          <w:u w:val="none"/>
-        </w:rPr>
-      </w:pPr>
-      <w:r>
-        <w:rPr>
-          <w:rFonts w:ascii="Arial" w:cs="Arial" w:eastAsia="Arial" w:hAnsi="Arial"/>
-          <w:rtl w:val="0"/>
-        </w:rPr>
-        <w:t xml:space="preserve">Errores en exportación de aplicaciones</w:t>
-      </w:r>
-    </w:p>
-    <w:p>
-      <w:pPr>
-        <w:numPr>
-          <w:ilvl w:val="0"/>
-          <w:numId w:val="5"/>
-        </w:numPr>
-        <w:spacing w:after="0" w:afterAutospacing="0"/>
-        <w:ind w:left="1440" w:hanging="360"/>
-        <w:rPr>
-          <w:rFonts w:ascii="Arial" w:cs="Arial" w:eastAsia="Arial" w:hAnsi="Arial"/>
-          <w:u w:val="none"/>
-        </w:rPr>
-      </w:pPr>
-      <w:r>
-        <w:rPr>
-          <w:rFonts w:ascii="Arial" w:cs="Arial" w:eastAsia="Arial" w:hAnsi="Arial"/>
-          <w:rtl w:val="0"/>
-        </w:rPr>
-        <w:t xml:space="preserve">Dependencia operativa de las APIs</w:t>
-      </w:r>
-    </w:p>
-    <w:p>
-      <w:pPr>
-        <w:numPr>
-          <w:ilvl w:val="0"/>
-          <w:numId w:val="5"/>
-        </w:numPr>
-        <w:spacing w:after="0" w:afterAutospacing="0"/>
-        <w:ind w:left="1440" w:hanging="360"/>
-        <w:rPr>
-          <w:rFonts w:ascii="Arial" w:cs="Arial" w:eastAsia="Arial" w:hAnsi="Arial"/>
-          <w:u w:val="none"/>
-        </w:rPr>
-      </w:pPr>
-      <w:r>
-        <w:rPr>
-          <w:rFonts w:ascii="Arial" w:cs="Arial" w:eastAsia="Arial" w:hAnsi="Arial"/>
-          <w:rtl w:val="0"/>
-        </w:rPr>
-        <w:t xml:space="preserve">Errores de compatibilidad de herramientas de desarrollo y/o versiones de las mismas</w:t>
-      </w:r>
-    </w:p>
-    <w:p>
-      <w:pPr>
-        <w:numPr>
-          <w:ilvl w:val="0"/>
-          <w:numId w:val="5"/>
-        </w:numPr>
-        <w:spacing w:after="0" w:afterAutospacing="0"/>
-        <w:ind w:left="1440" w:hanging="360"/>
-        <w:rPr>
-          <w:rFonts w:ascii="Arial" w:cs="Arial" w:eastAsia="Arial" w:hAnsi="Arial"/>
-          <w:u w:val="none"/>
-        </w:rPr>
-      </w:pPr>
-      <w:r>
-        <w:rPr>
-          <w:rFonts w:ascii="Arial" w:cs="Arial" w:eastAsia="Arial" w:hAnsi="Arial"/>
-          <w:rtl w:val="0"/>
-        </w:rPr>
-        <w:t xml:space="preserve">Limitaciones por conectividad continua</w:t>
-      </w:r>
-    </w:p>
-    <w:p>
-      <w:pPr>
-        <w:numPr>
-          <w:ilvl w:val="0"/>
-          <w:numId w:val="5"/>
-        </w:numPr>
-        <w:ind w:left="1440" w:hanging="360"/>
-        <w:rPr>
-          <w:rFonts w:ascii="Arial" w:cs="Arial" w:eastAsia="Arial" w:hAnsi="Arial"/>
-          <w:u w:val="none"/>
-        </w:rPr>
-      </w:pPr>
-      <w:r>
-        <w:rPr>
-          <w:rFonts w:ascii="Arial" w:cs="Arial" w:eastAsia="Arial" w:hAnsi="Arial"/>
-          <w:rtl w:val="0"/>
-        </w:rPr>
-        <w:t xml:space="preserve">Dificultades al configurar entornos de desarrollo y/o entornos de </w:t>
-      </w:r>
-      <w:r>
-        <w:rPr>
-          <w:rFonts w:ascii="Arial" w:cs="Arial" w:eastAsia="Arial" w:hAnsi="Arial"/>
-          <w:rtl w:val="0"/>
-        </w:rPr>
-        <w:t xml:space="preserve">Monorepo</w:t>
-      </w:r>
-      <w:r>
-        <w:rPr>
-          <w:rtl w:val="0"/>
-        </w:rPr>
-      </w:r>
-    </w:p>
-    <w:p>
-      <w:pPr>
-        <w:ind w:left="1440" w:firstLine="0"/>
-        <w:rPr>
-          <w:rFonts w:ascii="Arial" w:cs="Arial" w:eastAsia="Arial" w:hAnsi="Arial"/>
-        </w:rPr>
-      </w:pPr>
-      <w:r>
-        <w:rPr>
-          <w:rtl w:val="0"/>
-        </w:rPr>
-      </w:r>
-    </w:p>
-    <w:p>
-      <w:pPr>
-        <w:pStyle w:val="Heading1"/>
-        <w:numPr>
-          <w:ilvl w:val="0"/>
-          <w:numId w:val="3"/>
-        </w:numPr>
-        <w:spacing w:after="0" w:afterAutospacing="0"/>
-        <w:ind w:left="720" w:hanging="360"/>
-        <w:rPr>
-          <w:rFonts w:ascii="Arial" w:cs="Arial" w:eastAsia="Arial" w:hAnsi="Arial"/>
-          <w:color w:val="000000"/>
-        </w:rPr>
-      </w:pPr>
-      <w:bookmarkStart w:colFirst="0" w:colLast="0" w:name="_heading=h.nju4ddcl9ab4" w:id="13"/>
-      <w:bookmarkEnd w:id="13"/>
-      <w:r>
-        <w:rPr>
-          <w:rFonts w:ascii="Arial" w:cs="Arial" w:eastAsia="Arial" w:hAnsi="Arial"/>
-          <w:color w:val="000000"/>
+          <w:i w:val="1"/>
+          <w:iCs w:val="1"/>
           <w:rtl w:val="0"/>
         </w:rPr>
         <w:t xml:space="preserve">Anexos</w:t>
-      </w:r>
-      <w:r>
-        <w:rPr>
-          <w:rtl w:val="0"/>
-        </w:rPr>
       </w:r>
     </w:p>
     <w:p>
@@ -4009,25 +5098,48 @@
           <w:ilvl w:val="1"/>
           <w:numId w:val="3"/>
         </w:numPr>
-        <w:spacing w:before="0" w:beforeAutospacing="0"/>
+        <w:spacing w:before="0" w:lineRule="auto"/>
         <w:ind w:left="1440" w:hanging="360"/>
         <w:rPr>
-          <w:rFonts w:ascii="Arial" w:cs="Arial" w:eastAsia="Arial" w:hAnsi="Arial"/>
-        </w:rPr>
-      </w:pPr>
-      <w:bookmarkStart w:colFirst="0" w:colLast="0" w:name="_heading=h.v9il4136kd8q" w:id="14"/>
-      <w:bookmarkEnd w:id="14"/>
+          <w:i w:val="1"/>
+          <w:iCs w:val="1"/>
+        </w:rPr>
+      </w:pPr>
+      <w:bookmarkStart w:colFirst="0" w:colLast="0" w:name="_heading=h.y49qlwlt5eim" w:id="13"/>
+      <w:bookmarkEnd w:id="13"/>
       <w:hyperlink r:id="rId8">
         <w:r>
           <w:rPr>
-            <w:rFonts w:ascii="Arial" w:cs="Arial" w:eastAsia="Arial" w:hAnsi="Arial"/>
-            <w:color w:val="1155cc"/>
-            <w:u w:val="single"/>
+            <w:i w:val="1"/>
+            <w:iCs w:val="1"/>
+            <w:color w:val="4f81bd"/>
             <w:rtl w:val="0"/>
           </w:rPr>
           <w:t xml:space="preserve">Carta Gantt </w:t>
         </w:r>
       </w:hyperlink>
+      <w:r>
+        <w:rPr>
+          <w:rtl w:val="0"/>
+        </w:rPr>
+      </w:r>
+    </w:p>
+    <w:p>
+      <w:pPr>
+        <w:ind w:left="720" w:firstLine="0"/>
+        <w:rPr>
+          <w:rFonts w:ascii="Arial" w:cs="Arial" w:eastAsia="Arial" w:hAnsi="Arial"/>
+          <w:i w:val="1"/>
+          <w:iCs w:val="1"/>
+        </w:rPr>
+      </w:pPr>
+      <w:r>
+        <w:rPr>
+          <w:rFonts w:ascii="Arial" w:cs="Arial" w:eastAsia="Arial" w:hAnsi="Arial"/>
+          <w:rtl w:val="0"/>
+        </w:rPr>
+        <w:t xml:space="preserve">La Carta Gantt se mantiene como documento externo, enlazado en la sección 2.3 (Hitos del Proyecto). Ante cualquier diferencia de fechas, prevalecen la Hoja de ruta del proyecto (1.2.1) y los Sprint Planning de la Fase 1 y la Fase 2 (1.2.2 y 1.2.3).</w:t>
+      </w:r>
       <w:r>
         <w:rPr>
           <w:rtl w:val="0"/>
@@ -4183,12 +5295,12 @@
             <wp:posOffset>131977</wp:posOffset>
           </wp:positionH>
           <wp:positionV relativeFrom="paragraph">
-            <wp:posOffset>-152557</wp:posOffset>
+            <wp:posOffset>-152555</wp:posOffset>
           </wp:positionV>
           <wp:extent cx="932815" cy="231775"/>
           <wp:effectExtent b="0" l="0" r="0" t="0"/>
           <wp:wrapSquare wrapText="bothSides" distB="0" distT="0" distL="114300" distR="114300"/>
-          <wp:docPr id="25" name="image2.png"/>
+          <wp:docPr id="26" name="image2.png"/>
           <a:graphic>
             <a:graphicData uri="http://schemas.openxmlformats.org/drawingml/2006/picture">
               <pic:pic>
@@ -4274,7 +5386,7 @@
         <wp:inline distB="0" distT="0" distL="0" distR="0">
           <wp:extent cx="3057756" cy="673742"/>
           <wp:effectExtent b="0" l="0" r="0" t="0"/>
-          <wp:docPr id="24" name="image1.png"/>
+          <wp:docPr id="27" name="image1.png"/>
           <a:graphic>
             <a:graphicData uri="http://schemas.openxmlformats.org/drawingml/2006/picture">
               <pic:pic>
@@ -5030,12 +6142,6 @@
       <w:szCs w:val="72"/>
     </w:rPr>
   </w:style>
-  <w:style w:type="paragraph" w:styleId="Normal" w:default="1">
-    <w:name w:val="normal"/>
-  </w:style>
-  <w:style w:type="table" w:styleId="TableNormal" w:default="1">
-    <w:name w:val="Table Normal"/>
-  </w:style>
   <w:style w:type="character" w:styleId="Fuentedeprrafopredeter" w:default="1">
     <w:name w:val="Default Paragraph Font"/>
     <w:uiPriority w:val="1"/>
@@ -5064,6 +6170,28 @@
     <w:unhideWhenUsed w:val="1"/>
   </w:style>
   <w:style w:type="table" w:styleId="TableNormal" w:customStyle="1">
+    <w:name w:val="TableNormal"/>
+    <w:tblPr>
+      <w:tblCellMar>
+        <w:top w:w="100.0" w:type="dxa"/>
+        <w:left w:w="100.0" w:type="dxa"/>
+        <w:bottom w:w="100.0" w:type="dxa"/>
+        <w:right w:w="100.0" w:type="dxa"/>
+      </w:tblCellMar>
+    </w:tblPr>
+  </w:style>
+  <w:style w:type="table" w:styleId="TableNormal0" w:customStyle="1">
+    <w:name w:val="Table Normal"/>
+    <w:tblPr>
+      <w:tblCellMar>
+        <w:top w:w="0.0" w:type="dxa"/>
+        <w:left w:w="0.0" w:type="dxa"/>
+        <w:bottom w:w="0.0" w:type="dxa"/>
+        <w:right w:w="0.0" w:type="dxa"/>
+      </w:tblCellMar>
+    </w:tblPr>
+  </w:style>
+  <w:style w:type="table" w:styleId="TableNormal1" w:customStyle="1">
     <w:name w:val="Table Normal"/>
     <w:tblPr>
       <w:tblCellMar>
@@ -5151,7 +6279,6 @@
   <w:style w:type="character" w:styleId="Ttulo1Car" w:customStyle="1">
     <w:name w:val="Título 1 Car"/>
     <w:basedOn w:val="Fuentedeprrafopredeter"/>
-    <w:link w:val="Ttulo1"/>
     <w:uiPriority w:val="9"/>
     <w:rsid w:val="00555BA9"/>
     <w:rPr>
@@ -5166,7 +6293,6 @@
   <w:style w:type="character" w:styleId="Ttulo2Car" w:customStyle="1">
     <w:name w:val="Título 2 Car"/>
     <w:basedOn w:val="Fuentedeprrafopredeter"/>
-    <w:link w:val="Ttulo2"/>
     <w:uiPriority w:val="9"/>
     <w:rsid w:val="00052E1B"/>
     <w:rPr>
@@ -5224,16 +6350,11 @@
   </w:style>
   <w:style w:type="paragraph" w:styleId="TtuloTDC">
     <w:name w:val="TOC Heading"/>
-    <w:basedOn w:val="Ttulo1"/>
     <w:next w:val="Normal"/>
     <w:uiPriority w:val="39"/>
-    <w:semiHidden w:val="1"/>
     <w:unhideWhenUsed w:val="1"/>
     <w:qFormat w:val="1"/>
     <w:rsid w:val="00C82195"/>
-    <w:pPr>
-      <w:outlineLvl w:val="9"/>
-    </w:pPr>
     <w:rPr>
       <w:lang w:val="es-ES"/>
     </w:rPr>
@@ -5289,7 +6410,6 @@
   <w:style w:type="character" w:styleId="Ttulo3Car" w:customStyle="1">
     <w:name w:val="Título 3 Car"/>
     <w:basedOn w:val="Fuentedeprrafopredeter"/>
-    <w:link w:val="Ttulo3"/>
     <w:rsid w:val="002E3F8E"/>
     <w:rPr>
       <w:rFonts w:cs="Arial" w:eastAsia="Times New Roman" w:asciiTheme="majorHAnsi" w:hAnsiTheme="majorHAnsi"/>
@@ -5303,11 +6423,9 @@
   </w:style>
   <w:style w:type="paragraph" w:styleId="Titulo1sinnumeracion" w:customStyle="1">
     <w:name w:val="Titulo 1 sin numeracion"/>
-    <w:basedOn w:val="Ttulo1"/>
     <w:next w:val="Normal"/>
     <w:rsid w:val="00C82195"/>
     <w:pPr>
-      <w:keepLines w:val="0"/>
       <w:tabs>
         <w:tab w:val="num" w:pos="360"/>
       </w:tabs>
@@ -5316,7 +6434,6 @@
     </w:pPr>
     <w:rPr>
       <w:rFonts w:ascii="Arial" w:cs="Arial" w:eastAsia="Times New Roman" w:hAnsi="Arial"/>
-      <w:color w:val="auto"/>
       <w:kern w:val="32"/>
       <w:sz w:val="32"/>
       <w:szCs w:val="32"/>
@@ -5486,33 +6603,29 @@
     <w:rsid w:val="0027225D"/>
   </w:style>
   <w:style w:type="table" w:styleId="a" w:customStyle="1">
-    <w:basedOn w:val="TableNormal"/>
+    <w:basedOn w:val="TableNormal1"/>
     <w:tblPr>
       <w:tblStyleRowBandSize w:val="1"/>
       <w:tblStyleColBandSize w:val="1"/>
       <w:tblCellMar>
-        <w:top w:w="0.0" w:type="dxa"/>
         <w:left w:w="115.0" w:type="dxa"/>
-        <w:bottom w:w="0.0" w:type="dxa"/>
         <w:right w:w="115.0" w:type="dxa"/>
       </w:tblCellMar>
     </w:tblPr>
   </w:style>
   <w:style w:type="table" w:styleId="a0" w:customStyle="1">
-    <w:basedOn w:val="TableNormal"/>
+    <w:basedOn w:val="TableNormal1"/>
     <w:tblPr>
       <w:tblStyleRowBandSize w:val="1"/>
       <w:tblStyleColBandSize w:val="1"/>
       <w:tblCellMar>
-        <w:top w:w="0.0" w:type="dxa"/>
         <w:left w:w="115.0" w:type="dxa"/>
-        <w:bottom w:w="0.0" w:type="dxa"/>
         <w:right w:w="115.0" w:type="dxa"/>
       </w:tblCellMar>
     </w:tblPr>
   </w:style>
   <w:style w:type="table" w:styleId="a1" w:customStyle="1">
-    <w:basedOn w:val="TableNormal"/>
+    <w:basedOn w:val="TableNormal1"/>
     <w:pPr>
       <w:spacing w:after="0" w:line="240" w:lineRule="auto"/>
     </w:pPr>
@@ -5525,15 +6638,13 @@
       <w:tblStyleRowBandSize w:val="1"/>
       <w:tblStyleColBandSize w:val="1"/>
       <w:tblCellMar>
-        <w:top w:w="0.0" w:type="dxa"/>
         <w:left w:w="108.0" w:type="dxa"/>
-        <w:bottom w:w="0.0" w:type="dxa"/>
         <w:right w:w="108.0" w:type="dxa"/>
       </w:tblCellMar>
     </w:tblPr>
   </w:style>
   <w:style w:type="table" w:styleId="a2" w:customStyle="1">
-    <w:basedOn w:val="TableNormal"/>
+    <w:basedOn w:val="TableNormal1"/>
     <w:pPr>
       <w:spacing w:after="0" w:line="240" w:lineRule="auto"/>
     </w:pPr>
@@ -5546,15 +6657,13 @@
       <w:tblStyleRowBandSize w:val="1"/>
       <w:tblStyleColBandSize w:val="1"/>
       <w:tblCellMar>
-        <w:top w:w="0.0" w:type="dxa"/>
         <w:left w:w="108.0" w:type="dxa"/>
-        <w:bottom w:w="0.0" w:type="dxa"/>
         <w:right w:w="108.0" w:type="dxa"/>
       </w:tblCellMar>
     </w:tblPr>
   </w:style>
   <w:style w:type="table" w:styleId="a3" w:customStyle="1">
-    <w:basedOn w:val="TableNormal"/>
+    <w:basedOn w:val="TableNormal1"/>
     <w:tblPr>
       <w:tblStyleRowBandSize w:val="1"/>
       <w:tblStyleColBandSize w:val="1"/>
@@ -5567,7 +6676,7 @@
     </w:tblPr>
   </w:style>
   <w:style w:type="table" w:styleId="a4" w:customStyle="1">
-    <w:basedOn w:val="TableNormal"/>
+    <w:basedOn w:val="TableNormal1"/>
     <w:tblPr>
       <w:tblStyleRowBandSize w:val="1"/>
       <w:tblStyleColBandSize w:val="1"/>
@@ -5580,7 +6689,7 @@
     </w:tblPr>
   </w:style>
   <w:style w:type="table" w:styleId="a5" w:customStyle="1">
-    <w:basedOn w:val="TableNormal"/>
+    <w:basedOn w:val="TableNormal1"/>
     <w:tblPr>
       <w:tblStyleRowBandSize w:val="1"/>
       <w:tblStyleColBandSize w:val="1"/>
@@ -5593,7 +6702,7 @@
     </w:tblPr>
   </w:style>
   <w:style w:type="table" w:styleId="a6" w:customStyle="1">
-    <w:basedOn w:val="TableNormal"/>
+    <w:basedOn w:val="TableNormal1"/>
     <w:tblPr>
       <w:tblStyleRowBandSize w:val="1"/>
       <w:tblStyleColBandSize w:val="1"/>
@@ -5606,7 +6715,7 @@
     </w:tblPr>
   </w:style>
   <w:style w:type="table" w:styleId="a7" w:customStyle="1">
-    <w:basedOn w:val="TableNormal"/>
+    <w:basedOn w:val="TableNormal1"/>
     <w:tblPr>
       <w:tblStyleRowBandSize w:val="1"/>
       <w:tblStyleColBandSize w:val="1"/>
@@ -5619,7 +6728,7 @@
     </w:tblPr>
   </w:style>
   <w:style w:type="table" w:styleId="a8" w:customStyle="1">
-    <w:basedOn w:val="TableNormal"/>
+    <w:basedOn w:val="TableNormal1"/>
     <w:tblPr>
       <w:tblStyleRowBandSize w:val="1"/>
       <w:tblStyleColBandSize w:val="1"/>
@@ -5631,34 +6740,30 @@
       </w:tblCellMar>
     </w:tblPr>
   </w:style>
-  <w:style w:type="table" w:styleId="Table1">
-    <w:basedOn w:val="TableNormal"/>
+  <w:style w:type="table" w:styleId="a9" w:customStyle="1">
+    <w:basedOn w:val="TableNormal1"/>
     <w:tblPr>
       <w:tblStyleRowBandSize w:val="1"/>
       <w:tblStyleColBandSize w:val="1"/>
       <w:tblCellMar>
-        <w:top w:w="0.0" w:type="dxa"/>
         <w:left w:w="115.0" w:type="dxa"/>
-        <w:bottom w:w="0.0" w:type="dxa"/>
         <w:right w:w="115.0" w:type="dxa"/>
       </w:tblCellMar>
     </w:tblPr>
   </w:style>
-  <w:style w:type="table" w:styleId="Table2">
-    <w:basedOn w:val="TableNormal"/>
+  <w:style w:type="table" w:styleId="aa" w:customStyle="1">
+    <w:basedOn w:val="TableNormal1"/>
     <w:tblPr>
       <w:tblStyleRowBandSize w:val="1"/>
       <w:tblStyleColBandSize w:val="1"/>
       <w:tblCellMar>
-        <w:top w:w="0.0" w:type="dxa"/>
         <w:left w:w="115.0" w:type="dxa"/>
-        <w:bottom w:w="0.0" w:type="dxa"/>
         <w:right w:w="115.0" w:type="dxa"/>
       </w:tblCellMar>
     </w:tblPr>
   </w:style>
-  <w:style w:type="table" w:styleId="Table3">
-    <w:basedOn w:val="TableNormal"/>
+  <w:style w:type="table" w:styleId="ab" w:customStyle="1">
+    <w:basedOn w:val="TableNormal1"/>
     <w:pPr>
       <w:spacing w:after="0" w:line="240" w:lineRule="auto"/>
     </w:pPr>
@@ -5671,15 +6776,13 @@
       <w:tblStyleRowBandSize w:val="1"/>
       <w:tblStyleColBandSize w:val="1"/>
       <w:tblCellMar>
-        <w:top w:w="0.0" w:type="dxa"/>
         <w:left w:w="108.0" w:type="dxa"/>
-        <w:bottom w:w="0.0" w:type="dxa"/>
         <w:right w:w="108.0" w:type="dxa"/>
       </w:tblCellMar>
     </w:tblPr>
   </w:style>
-  <w:style w:type="table" w:styleId="Table4">
-    <w:basedOn w:val="TableNormal"/>
+  <w:style w:type="table" w:styleId="ac" w:customStyle="1">
+    <w:basedOn w:val="TableNormal1"/>
     <w:pPr>
       <w:spacing w:after="0" w:line="240" w:lineRule="auto"/>
     </w:pPr>
@@ -5692,12 +6795,93 @@
       <w:tblStyleRowBandSize w:val="1"/>
       <w:tblStyleColBandSize w:val="1"/>
       <w:tblCellMar>
-        <w:top w:w="0.0" w:type="dxa"/>
         <w:left w:w="108.0" w:type="dxa"/>
-        <w:bottom w:w="0.0" w:type="dxa"/>
         <w:right w:w="108.0" w:type="dxa"/>
       </w:tblCellMar>
     </w:tblPr>
+  </w:style>
+  <w:style w:type="table" w:styleId="ad" w:customStyle="1">
+    <w:basedOn w:val="TableNormal1"/>
+    <w:tblPr>
+      <w:tblStyleRowBandSize w:val="1"/>
+      <w:tblStyleColBandSize w:val="1"/>
+      <w:tblCellMar>
+        <w:left w:w="115.0" w:type="dxa"/>
+        <w:right w:w="115.0" w:type="dxa"/>
+      </w:tblCellMar>
+    </w:tblPr>
+  </w:style>
+  <w:style w:type="table" w:styleId="ae" w:customStyle="1">
+    <w:basedOn w:val="TableNormal1"/>
+    <w:tblPr>
+      <w:tblStyleRowBandSize w:val="1"/>
+      <w:tblStyleColBandSize w:val="1"/>
+      <w:tblCellMar>
+        <w:left w:w="115.0" w:type="dxa"/>
+        <w:right w:w="115.0" w:type="dxa"/>
+      </w:tblCellMar>
+    </w:tblPr>
+  </w:style>
+  <w:style w:type="table" w:styleId="af" w:customStyle="1">
+    <w:basedOn w:val="TableNormal1"/>
+    <w:pPr>
+      <w:spacing w:after="0" w:line="240" w:lineRule="auto"/>
+    </w:pPr>
+    <w:rPr>
+      <w:rFonts w:ascii="Times New Roman" w:cs="Times New Roman" w:eastAsia="Times New Roman" w:hAnsi="Times New Roman"/>
+      <w:sz w:val="20"/>
+      <w:szCs w:val="20"/>
+    </w:rPr>
+    <w:tblPr>
+      <w:tblStyleRowBandSize w:val="1"/>
+      <w:tblStyleColBandSize w:val="1"/>
+      <w:tblCellMar>
+        <w:left w:w="108.0" w:type="dxa"/>
+        <w:right w:w="108.0" w:type="dxa"/>
+      </w:tblCellMar>
+    </w:tblPr>
+  </w:style>
+  <w:style w:type="table" w:styleId="af0" w:customStyle="1">
+    <w:basedOn w:val="TableNormal1"/>
+    <w:pPr>
+      <w:spacing w:after="0" w:line="240" w:lineRule="auto"/>
+    </w:pPr>
+    <w:rPr>
+      <w:rFonts w:ascii="Times New Roman" w:cs="Times New Roman" w:eastAsia="Times New Roman" w:hAnsi="Times New Roman"/>
+      <w:sz w:val="20"/>
+      <w:szCs w:val="20"/>
+    </w:rPr>
+    <w:tblPr>
+      <w:tblStyleRowBandSize w:val="1"/>
+      <w:tblStyleColBandSize w:val="1"/>
+      <w:tblCellMar>
+        <w:left w:w="108.0" w:type="dxa"/>
+        <w:right w:w="108.0" w:type="dxa"/>
+      </w:tblCellMar>
+    </w:tblPr>
+  </w:style>
+  <w:style w:type="character" w:styleId="nfasis">
+    <w:name w:val="Emphasis"/>
+    <w:basedOn w:val="Fuentedeprrafopredeter"/>
+    <w:uiPriority w:val="20"/>
+    <w:qFormat w:val="1"/>
+    <w:rsid w:val="003E7288"/>
+    <w:rPr>
+      <w:i w:val="1"/>
+      <w:iCs w:val="1"/>
+    </w:rPr>
+  </w:style>
+  <w:style w:type="character" w:styleId="nfasisintenso">
+    <w:name w:val="Intense Emphasis"/>
+    <w:basedOn w:val="Fuentedeprrafopredeter"/>
+    <w:uiPriority w:val="21"/>
+    <w:qFormat w:val="1"/>
+    <w:rsid w:val="003E7288"/>
+    <w:rPr>
+      <w:i w:val="1"/>
+      <w:iCs w:val="1"/>
+      <w:color w:val="4f81bd" w:themeColor="accent1"/>
+    </w:rPr>
   </w:style>
   <w:style w:type="paragraph" w:styleId="Subtitle">
     <w:name w:val="Subtitle"/>
@@ -6073,7 +7257,7 @@
 
 <file path=customXML/item1.xml><?xml version="1.0" encoding="utf-8"?>
 <go:gDocsCustomXmlDataStorage xmlns:go="http://customooxmlschemas.google.com/" xmlns:r="http://schemas.openxmlformats.org/officeDocument/2006/relationships" uri="GoogleDocsCustomDataVersion2">
-  <go:docsCustomData xmlns:go="http://customooxmlschemas.google.com/" roundtripDataSignature="AMtx7mgYkqx4gTIGDvKRwar9pEAHHks4IA==">CgMxLjAyDmguaDVrNXkybml4eTZ0Mg5oLmZwdmhrNnZyb2F6ZDIOaC5td29vMnh0bzl0NjEyDmguejB3MHp1ZXd0d2tyMg5oLm9kNnB5MHd6dHZtbDIOaC5vY2pvajE1cGFteTcyDWguMjNobmcyeWZ3cjkyDmguNDU1emZnYnU5M2N1Mg5oLjdwbWl1emR3NTk3NzINaC5oNTN2YnZoazU1cTIOaC45emJ4d253dHlobW4yDWguMWxxNGsxbnJmYnMyDmguczJ5dmN6ZW93MTk0Mg5oLm5qdTRkZGNsOWFiNDIOaC52OWlsNDEzNmtkOHE4AHIhMVBmTU11ZnlvNDFRNjlYd1NaVDhYdm05U2NQSkFQU3Rs</go:docsCustomData>
+  <go:docsCustomData xmlns:go="http://customooxmlschemas.google.com/" roundtripDataSignature="AMtx7mi/dx9jbdkoiy24fvgbSq8bfPsvDQ==">CgMxLjAyDmguaDVrNXkybml4eTZ0Mg5oLmZwdmhrNnZyb2F6ZDIOaC56MHcwenVld3R3a3IyDmgub2Q2cHkwd3p0dm1sMg5oLnR0NTR4NmE3eGh0bjIOaC5ieXExaHh1Zm85a3UyDmgud2p1Z3hhdWdyaG0yMg5oLnJkazF3ZTc0NzRqYTIOaC5hdmZ1MzNwaGt5eGwyDmgub3M1dnR4ZDJlaXd0Mg5oLm9tcjFjY2VzbjNncjIOaC4xMmo2ZHByMzgyZ3UyDmguNTdwazQ5cTVja3V3Mg5oLnk0OXFsd2x0NWVpbTgAciExUGZNTXVmeW80MVE2OVh3U1pUOFh2bTlTY1BKQVBTdGw=</go:docsCustomData>
 </go:gDocsCustomXmlDataStorage>
 </file>
 
